--- a/templates/DBK_Declaration.docx
+++ b/templates/DBK_Declaration.docx
@@ -16,7 +16,7 @@
       </w:pPr>
       <w:r>
         <w:rPr>
-          <w:rFonts w:eastAsia="Arial" w:cs="Arial" w:ascii="Arial" w:hAnsi="Arial"/>
+          <w:rFonts w:eastAsia="Arial" w:cs="Arial"/>
           <w:b/>
           <w:bCs/>
           <w:sz w:val="22"/>
@@ -38,7 +38,7 @@
       </w:pPr>
       <w:r>
         <w:rPr>
-          <w:rFonts w:eastAsia="Arial" w:cs="Arial" w:ascii="Arial" w:hAnsi="Arial"/>
+          <w:rFonts w:eastAsia="Arial" w:cs="Arial"/>
           <w:b/>
           <w:bCs/>
           <w:sz w:val="22"/>
@@ -59,7 +59,7 @@
       </w:pPr>
       <w:r>
         <w:rPr>
-          <w:rFonts w:eastAsia="Arial" w:cs="Arial" w:ascii="Arial" w:hAnsi="Arial"/>
+          <w:rFonts w:eastAsia="Arial" w:cs="Arial"/>
           <w:b/>
           <w:bCs/>
           <w:sz w:val="22"/>
@@ -80,7 +80,7 @@
       </w:pPr>
       <w:r>
         <w:rPr>
-          <w:rFonts w:eastAsia="Arial" w:cs="Arial" w:ascii="Arial" w:hAnsi="Arial"/>
+          <w:rFonts w:eastAsia="Arial" w:cs="Arial"/>
           <w:sz w:val="22"/>
           <w:szCs w:val="22"/>
         </w:rPr>
@@ -88,7 +88,7 @@
       </w:r>
       <w:r>
         <w:rPr>
-          <w:rFonts w:eastAsia="Arial" w:cs="Arial" w:ascii="Arial" w:hAnsi="Arial"/>
+          <w:rFonts w:eastAsia="Arial" w:cs="Arial"/>
           <w:sz w:val="22"/>
           <w:szCs w:val="22"/>
         </w:rPr>
@@ -108,7 +108,7 @@
       </w:pPr>
       <w:r>
         <w:rPr>
-          <w:rFonts w:eastAsia="Arial" w:cs="Arial" w:ascii="Arial" w:hAnsi="Arial"/>
+          <w:rFonts w:eastAsia="Arial" w:cs="Arial"/>
           <w:sz w:val="22"/>
           <w:szCs w:val="22"/>
         </w:rPr>
@@ -127,25 +127,25 @@
       </w:pPr>
       <w:r>
         <w:rPr>
-          <w:rFonts w:eastAsia="Arial" w:cs="Arial" w:ascii="Arial" w:hAnsi="Arial"/>
-          <w:sz w:val="22"/>
-          <w:szCs w:val="22"/>
-        </w:rPr>
-      </w:r>
-    </w:p>
-    <w:p>
-      <w:pPr>
-        <w:pStyle w:val="normal1"/>
-        <w:jc w:val="both"/>
-        <w:rPr>
-          <w:rFonts w:ascii="Arial" w:hAnsi="Arial" w:eastAsia="Arial" w:cs="Arial"/>
-          <w:sz w:val="22"/>
-          <w:szCs w:val="22"/>
-        </w:rPr>
-      </w:pPr>
-      <w:r>
-        <w:rPr>
-          <w:rFonts w:eastAsia="Arial" w:cs="Arial" w:ascii="Arial" w:hAnsi="Arial"/>
+          <w:rFonts w:eastAsia="Arial" w:cs="Arial"/>
+          <w:sz w:val="22"/>
+          <w:szCs w:val="22"/>
+        </w:rPr>
+      </w:r>
+    </w:p>
+    <w:p>
+      <w:pPr>
+        <w:pStyle w:val="normal1"/>
+        <w:jc w:val="both"/>
+        <w:rPr>
+          <w:rFonts w:ascii="Arial" w:hAnsi="Arial" w:eastAsia="Arial" w:cs="Arial"/>
+          <w:sz w:val="22"/>
+          <w:szCs w:val="22"/>
+        </w:rPr>
+      </w:pPr>
+      <w:r>
+        <w:rPr>
+          <w:rFonts w:eastAsia="Arial" w:cs="Arial"/>
           <w:sz w:val="22"/>
           <w:szCs w:val="22"/>
         </w:rPr>
@@ -164,25 +164,25 @@
       </w:pPr>
       <w:r>
         <w:rPr>
-          <w:rFonts w:eastAsia="Arial" w:cs="Arial" w:ascii="Arial" w:hAnsi="Arial"/>
-          <w:sz w:val="22"/>
-          <w:szCs w:val="22"/>
-        </w:rPr>
-      </w:r>
-    </w:p>
-    <w:p>
-      <w:pPr>
-        <w:pStyle w:val="normal1"/>
-        <w:jc w:val="both"/>
-        <w:rPr>
-          <w:rFonts w:ascii="Arial" w:hAnsi="Arial" w:eastAsia="Arial" w:cs="Arial"/>
-          <w:sz w:val="22"/>
-          <w:szCs w:val="22"/>
-        </w:rPr>
-      </w:pPr>
-      <w:r>
-        <w:rPr>
-          <w:rFonts w:eastAsia="Arial" w:cs="Arial" w:ascii="Arial" w:hAnsi="Arial"/>
+          <w:rFonts w:eastAsia="Arial" w:cs="Arial"/>
+          <w:sz w:val="22"/>
+          <w:szCs w:val="22"/>
+        </w:rPr>
+      </w:r>
+    </w:p>
+    <w:p>
+      <w:pPr>
+        <w:pStyle w:val="normal1"/>
+        <w:jc w:val="both"/>
+        <w:rPr>
+          <w:rFonts w:ascii="Arial" w:hAnsi="Arial" w:eastAsia="Arial" w:cs="Arial"/>
+          <w:sz w:val="22"/>
+          <w:szCs w:val="22"/>
+        </w:rPr>
+      </w:pPr>
+      <w:r>
+        <w:rPr>
+          <w:rFonts w:eastAsia="Arial" w:cs="Arial"/>
           <w:sz w:val="22"/>
           <w:szCs w:val="22"/>
         </w:rPr>
@@ -201,7 +201,7 @@
       </w:pPr>
       <w:r>
         <w:rPr>
-          <w:rFonts w:eastAsia="Arial" w:cs="Arial" w:ascii="Arial" w:hAnsi="Arial"/>
+          <w:rFonts w:eastAsia="Arial" w:cs="Arial"/>
           <w:sz w:val="22"/>
           <w:szCs w:val="22"/>
         </w:rPr>
@@ -240,7 +240,7 @@
       </w:pPr>
       <w:r>
         <w:rPr>
-          <w:rFonts w:eastAsia="Arial" w:cs="Arial" w:ascii="Arial" w:hAnsi="Arial"/>
+          <w:rFonts w:eastAsia="Arial" w:cs="Arial"/>
           <w:b w:val="false"/>
           <w:bCs w:val="false"/>
           <w:i w:val="false"/>
@@ -274,25 +274,25 @@
       </w:pPr>
       <w:r>
         <w:rPr>
-          <w:rFonts w:eastAsia="Arial" w:cs="Arial" w:ascii="Arial" w:hAnsi="Arial"/>
-          <w:sz w:val="22"/>
-          <w:szCs w:val="22"/>
-        </w:rPr>
-      </w:r>
-    </w:p>
-    <w:p>
-      <w:pPr>
-        <w:pStyle w:val="normal1"/>
-        <w:jc w:val="both"/>
-        <w:rPr>
-          <w:rFonts w:ascii="Arial" w:hAnsi="Arial" w:eastAsia="Arial" w:cs="Arial"/>
-          <w:sz w:val="22"/>
-          <w:szCs w:val="22"/>
-        </w:rPr>
-      </w:pPr>
-      <w:r>
-        <w:rPr>
-          <w:rFonts w:eastAsia="Arial" w:cs="Arial" w:ascii="Arial" w:hAnsi="Arial"/>
+          <w:rFonts w:eastAsia="Arial" w:cs="Arial"/>
+          <w:sz w:val="22"/>
+          <w:szCs w:val="22"/>
+        </w:rPr>
+      </w:r>
+    </w:p>
+    <w:p>
+      <w:pPr>
+        <w:pStyle w:val="normal1"/>
+        <w:jc w:val="both"/>
+        <w:rPr>
+          <w:rFonts w:ascii="Arial" w:hAnsi="Arial" w:eastAsia="Arial" w:cs="Arial"/>
+          <w:sz w:val="22"/>
+          <w:szCs w:val="22"/>
+        </w:rPr>
+      </w:pPr>
+      <w:r>
+        <w:rPr>
+          <w:rFonts w:eastAsia="Arial" w:cs="Arial"/>
           <w:sz w:val="22"/>
           <w:szCs w:val="22"/>
         </w:rPr>
@@ -311,25 +311,25 @@
       </w:pPr>
       <w:r>
         <w:rPr>
-          <w:rFonts w:eastAsia="Arial" w:cs="Arial" w:ascii="Arial" w:hAnsi="Arial"/>
-          <w:sz w:val="22"/>
-          <w:szCs w:val="22"/>
-        </w:rPr>
-      </w:r>
-    </w:p>
-    <w:p>
-      <w:pPr>
-        <w:pStyle w:val="normal1"/>
-        <w:jc w:val="both"/>
-        <w:rPr>
-          <w:rFonts w:ascii="Arial" w:hAnsi="Arial" w:eastAsia="Arial" w:cs="Arial"/>
-          <w:sz w:val="22"/>
-          <w:szCs w:val="22"/>
-        </w:rPr>
-      </w:pPr>
-      <w:r>
-        <w:rPr>
-          <w:rFonts w:eastAsia="Arial" w:cs="Arial" w:ascii="Arial" w:hAnsi="Arial"/>
+          <w:rFonts w:eastAsia="Arial" w:cs="Arial"/>
+          <w:sz w:val="22"/>
+          <w:szCs w:val="22"/>
+        </w:rPr>
+      </w:r>
+    </w:p>
+    <w:p>
+      <w:pPr>
+        <w:pStyle w:val="normal1"/>
+        <w:jc w:val="both"/>
+        <w:rPr>
+          <w:rFonts w:ascii="Arial" w:hAnsi="Arial" w:eastAsia="Arial" w:cs="Arial"/>
+          <w:sz w:val="22"/>
+          <w:szCs w:val="22"/>
+        </w:rPr>
+      </w:pPr>
+      <w:r>
+        <w:rPr>
+          <w:rFonts w:eastAsia="Arial" w:cs="Arial"/>
           <w:sz w:val="22"/>
           <w:szCs w:val="22"/>
         </w:rPr>
@@ -350,25 +350,25 @@
       </w:pPr>
       <w:r>
         <w:rPr>
-          <w:rFonts w:eastAsia="Arial" w:cs="Arial" w:ascii="Arial" w:hAnsi="Arial"/>
-          <w:sz w:val="22"/>
-          <w:szCs w:val="22"/>
-        </w:rPr>
-      </w:r>
-    </w:p>
-    <w:p>
-      <w:pPr>
-        <w:pStyle w:val="normal1"/>
-        <w:jc w:val="both"/>
-        <w:rPr>
-          <w:rFonts w:ascii="Arial" w:hAnsi="Arial" w:eastAsia="Arial" w:cs="Arial"/>
-          <w:sz w:val="22"/>
-          <w:szCs w:val="22"/>
-        </w:rPr>
-      </w:pPr>
-      <w:r>
-        <w:rPr>
-          <w:rFonts w:eastAsia="Arial" w:cs="Arial" w:ascii="Arial" w:hAnsi="Arial"/>
+          <w:rFonts w:eastAsia="Arial" w:cs="Arial"/>
+          <w:sz w:val="22"/>
+          <w:szCs w:val="22"/>
+        </w:rPr>
+      </w:r>
+    </w:p>
+    <w:p>
+      <w:pPr>
+        <w:pStyle w:val="normal1"/>
+        <w:jc w:val="both"/>
+        <w:rPr>
+          <w:rFonts w:ascii="Arial" w:hAnsi="Arial" w:eastAsia="Arial" w:cs="Arial"/>
+          <w:sz w:val="22"/>
+          <w:szCs w:val="22"/>
+        </w:rPr>
+      </w:pPr>
+      <w:r>
+        <w:rPr>
+          <w:rFonts w:eastAsia="Arial" w:cs="Arial"/>
           <w:sz w:val="22"/>
           <w:szCs w:val="22"/>
         </w:rPr>
@@ -376,7 +376,7 @@
       </w:r>
       <w:r>
         <w:rPr>
-          <w:rFonts w:eastAsia="Arial" w:cs="Arial" w:ascii="Arial" w:hAnsi="Arial"/>
+          <w:rFonts w:eastAsia="Arial" w:cs="Arial"/>
           <w:sz w:val="22"/>
           <w:szCs w:val="22"/>
         </w:rPr>
@@ -395,7 +395,7 @@
       </w:pPr>
       <w:r>
         <w:rPr>
-          <w:rFonts w:eastAsia="Arial" w:cs="Arial" w:ascii="Arial" w:hAnsi="Arial"/>
+          <w:rFonts w:eastAsia="Arial" w:cs="Arial"/>
           <w:sz w:val="22"/>
           <w:szCs w:val="22"/>
         </w:rPr>
@@ -415,25 +415,25 @@
       </w:pPr>
       <w:r>
         <w:rPr>
-          <w:rFonts w:eastAsia="Arial" w:cs="Arial" w:ascii="Arial" w:hAnsi="Arial"/>
-          <w:sz w:val="22"/>
-          <w:szCs w:val="22"/>
-        </w:rPr>
-      </w:r>
-    </w:p>
-    <w:p>
-      <w:pPr>
-        <w:pStyle w:val="normal1"/>
-        <w:jc w:val="both"/>
-        <w:rPr>
-          <w:rFonts w:ascii="Arial" w:hAnsi="Arial" w:eastAsia="Arial" w:cs="Arial"/>
-          <w:sz w:val="22"/>
-          <w:szCs w:val="22"/>
-        </w:rPr>
-      </w:pPr>
-      <w:r>
-        <w:rPr>
-          <w:rFonts w:eastAsia="Arial" w:cs="Arial" w:ascii="Arial" w:hAnsi="Arial"/>
+          <w:rFonts w:eastAsia="Arial" w:cs="Arial"/>
+          <w:sz w:val="22"/>
+          <w:szCs w:val="22"/>
+        </w:rPr>
+      </w:r>
+    </w:p>
+    <w:p>
+      <w:pPr>
+        <w:pStyle w:val="normal1"/>
+        <w:jc w:val="both"/>
+        <w:rPr>
+          <w:rFonts w:ascii="Arial" w:hAnsi="Arial" w:eastAsia="Arial" w:cs="Arial"/>
+          <w:sz w:val="22"/>
+          <w:szCs w:val="22"/>
+        </w:rPr>
+      </w:pPr>
+      <w:r>
+        <w:rPr>
+          <w:rFonts w:eastAsia="Arial" w:cs="Arial"/>
           <w:sz w:val="22"/>
           <w:szCs w:val="22"/>
         </w:rPr>
@@ -441,7 +441,7 @@
       </w:r>
       <w:r>
         <w:rPr>
-          <w:rFonts w:eastAsia="Arial" w:cs="Arial" w:ascii="Arial" w:hAnsi="Arial"/>
+          <w:rFonts w:eastAsia="Arial" w:cs="Arial"/>
           <w:sz w:val="22"/>
           <w:szCs w:val="22"/>
         </w:rPr>
@@ -460,25 +460,25 @@
       </w:pPr>
       <w:r>
         <w:rPr>
-          <w:rFonts w:eastAsia="Arial" w:cs="Arial" w:ascii="Arial" w:hAnsi="Arial"/>
-          <w:sz w:val="22"/>
-          <w:szCs w:val="22"/>
-        </w:rPr>
-      </w:r>
-    </w:p>
-    <w:p>
-      <w:pPr>
-        <w:pStyle w:val="normal1"/>
-        <w:jc w:val="both"/>
-        <w:rPr>
-          <w:rFonts w:ascii="Arial" w:hAnsi="Arial" w:eastAsia="Arial" w:cs="Arial"/>
-          <w:sz w:val="22"/>
-          <w:szCs w:val="22"/>
-        </w:rPr>
-      </w:pPr>
-      <w:r>
-        <w:rPr>
-          <w:rFonts w:eastAsia="Arial" w:cs="Arial" w:ascii="Arial" w:hAnsi="Arial"/>
+          <w:rFonts w:eastAsia="Arial" w:cs="Arial"/>
+          <w:sz w:val="22"/>
+          <w:szCs w:val="22"/>
+        </w:rPr>
+      </w:r>
+    </w:p>
+    <w:p>
+      <w:pPr>
+        <w:pStyle w:val="normal1"/>
+        <w:jc w:val="both"/>
+        <w:rPr>
+          <w:rFonts w:ascii="Arial" w:hAnsi="Arial" w:eastAsia="Arial" w:cs="Arial"/>
+          <w:sz w:val="22"/>
+          <w:szCs w:val="22"/>
+        </w:rPr>
+      </w:pPr>
+      <w:r>
+        <w:rPr>
+          <w:rFonts w:eastAsia="Arial" w:cs="Arial"/>
           <w:sz w:val="22"/>
           <w:szCs w:val="22"/>
         </w:rPr>
@@ -486,7 +486,7 @@
       </w:r>
       <w:r>
         <w:rPr>
-          <w:rFonts w:eastAsia="Arial" w:cs="Arial" w:ascii="Arial" w:hAnsi="Arial"/>
+          <w:rFonts w:eastAsia="Arial" w:cs="Arial"/>
           <w:sz w:val="22"/>
           <w:szCs w:val="22"/>
         </w:rPr>
@@ -505,7 +505,7 @@
       </w:pPr>
       <w:r>
         <w:rPr>
-          <w:rFonts w:eastAsia="Arial" w:cs="Arial" w:ascii="Arial" w:hAnsi="Arial"/>
+          <w:rFonts w:eastAsia="Arial" w:cs="Arial"/>
           <w:sz w:val="22"/>
           <w:szCs w:val="22"/>
         </w:rPr>
@@ -525,25 +525,25 @@
       </w:pPr>
       <w:r>
         <w:rPr>
-          <w:rFonts w:eastAsia="Arial" w:cs="Arial" w:ascii="Arial" w:hAnsi="Arial"/>
-          <w:sz w:val="22"/>
-          <w:szCs w:val="22"/>
-        </w:rPr>
-      </w:r>
-    </w:p>
-    <w:p>
-      <w:pPr>
-        <w:pStyle w:val="normal1"/>
-        <w:jc w:val="both"/>
-        <w:rPr>
-          <w:rFonts w:ascii="Arial" w:hAnsi="Arial" w:eastAsia="Arial" w:cs="Arial"/>
-          <w:sz w:val="22"/>
-          <w:szCs w:val="22"/>
-        </w:rPr>
-      </w:pPr>
-      <w:r>
-        <w:rPr>
-          <w:rFonts w:eastAsia="Arial" w:cs="Arial" w:ascii="Arial" w:hAnsi="Arial"/>
+          <w:rFonts w:eastAsia="Arial" w:cs="Arial"/>
+          <w:sz w:val="22"/>
+          <w:szCs w:val="22"/>
+        </w:rPr>
+      </w:r>
+    </w:p>
+    <w:p>
+      <w:pPr>
+        <w:pStyle w:val="normal1"/>
+        <w:jc w:val="both"/>
+        <w:rPr>
+          <w:rFonts w:ascii="Arial" w:hAnsi="Arial" w:eastAsia="Arial" w:cs="Arial"/>
+          <w:sz w:val="22"/>
+          <w:szCs w:val="22"/>
+        </w:rPr>
+      </w:pPr>
+      <w:r>
+        <w:rPr>
+          <w:rFonts w:eastAsia="Arial" w:cs="Arial"/>
           <w:sz w:val="22"/>
           <w:szCs w:val="22"/>
         </w:rPr>
@@ -563,7 +563,7 @@
       </w:pPr>
       <w:r>
         <w:rPr>
-          <w:rFonts w:eastAsia="Arial" w:cs="Arial" w:ascii="Arial" w:hAnsi="Arial"/>
+          <w:rFonts w:eastAsia="Arial" w:cs="Arial"/>
           <w:sz w:val="22"/>
           <w:szCs w:val="22"/>
         </w:rPr>
@@ -582,7 +582,7 @@
       </w:pPr>
       <w:r>
         <w:rPr>
-          <w:rFonts w:eastAsia="Arial" w:cs="Arial" w:ascii="Arial" w:hAnsi="Arial"/>
+          <w:rFonts w:eastAsia="Arial" w:cs="Arial"/>
           <w:sz w:val="22"/>
           <w:szCs w:val="22"/>
         </w:rPr>
@@ -601,25 +601,25 @@
       </w:pPr>
       <w:r>
         <w:rPr>
-          <w:rFonts w:eastAsia="Arial" w:cs="Arial" w:ascii="Arial" w:hAnsi="Arial"/>
-          <w:sz w:val="22"/>
-          <w:szCs w:val="22"/>
-        </w:rPr>
-      </w:r>
-    </w:p>
-    <w:p>
-      <w:pPr>
-        <w:pStyle w:val="normal1"/>
-        <w:jc w:val="both"/>
-        <w:rPr>
-          <w:rFonts w:ascii="Arial" w:hAnsi="Arial" w:eastAsia="Arial" w:cs="Arial"/>
-          <w:sz w:val="22"/>
-          <w:szCs w:val="22"/>
-        </w:rPr>
-      </w:pPr>
-      <w:r>
-        <w:rPr>
-          <w:rFonts w:eastAsia="Arial" w:cs="Arial" w:ascii="Arial" w:hAnsi="Arial"/>
+          <w:rFonts w:eastAsia="Arial" w:cs="Arial"/>
+          <w:sz w:val="22"/>
+          <w:szCs w:val="22"/>
+        </w:rPr>
+      </w:r>
+    </w:p>
+    <w:p>
+      <w:pPr>
+        <w:pStyle w:val="normal1"/>
+        <w:jc w:val="both"/>
+        <w:rPr>
+          <w:rFonts w:ascii="Arial" w:hAnsi="Arial" w:eastAsia="Arial" w:cs="Arial"/>
+          <w:sz w:val="22"/>
+          <w:szCs w:val="22"/>
+        </w:rPr>
+      </w:pPr>
+      <w:r>
+        <w:rPr>
+          <w:rFonts w:eastAsia="Arial" w:cs="Arial"/>
           <w:sz w:val="22"/>
           <w:szCs w:val="22"/>
         </w:rPr>
@@ -638,25 +638,25 @@
       </w:pPr>
       <w:r>
         <w:rPr>
-          <w:rFonts w:eastAsia="Arial" w:cs="Arial" w:ascii="Arial" w:hAnsi="Arial"/>
-          <w:sz w:val="22"/>
-          <w:szCs w:val="22"/>
-        </w:rPr>
-      </w:r>
-    </w:p>
-    <w:p>
-      <w:pPr>
-        <w:pStyle w:val="normal1"/>
-        <w:jc w:val="both"/>
-        <w:rPr>
-          <w:rFonts w:ascii="Arial" w:hAnsi="Arial" w:eastAsia="Arial" w:cs="Arial"/>
-          <w:sz w:val="22"/>
-          <w:szCs w:val="22"/>
-        </w:rPr>
-      </w:pPr>
-      <w:r>
-        <w:rPr>
-          <w:rFonts w:eastAsia="Arial" w:cs="Arial" w:ascii="Arial" w:hAnsi="Arial"/>
+          <w:rFonts w:eastAsia="Arial" w:cs="Arial"/>
+          <w:sz w:val="22"/>
+          <w:szCs w:val="22"/>
+        </w:rPr>
+      </w:r>
+    </w:p>
+    <w:p>
+      <w:pPr>
+        <w:pStyle w:val="normal1"/>
+        <w:jc w:val="both"/>
+        <w:rPr>
+          <w:rFonts w:ascii="Arial" w:hAnsi="Arial" w:eastAsia="Arial" w:cs="Arial"/>
+          <w:sz w:val="22"/>
+          <w:szCs w:val="22"/>
+        </w:rPr>
+      </w:pPr>
+      <w:r>
+        <w:rPr>
+          <w:rFonts w:eastAsia="Arial" w:cs="Arial"/>
           <w:sz w:val="22"/>
           <w:szCs w:val="22"/>
         </w:rPr>
@@ -675,7 +675,7 @@
       </w:pPr>
       <w:r>
         <w:rPr>
-          <w:rFonts w:eastAsia="Arial" w:cs="Arial" w:ascii="Arial" w:hAnsi="Arial"/>
+          <w:rFonts w:eastAsia="Arial" w:cs="Arial"/>
           <w:sz w:val="22"/>
           <w:szCs w:val="22"/>
         </w:rPr>
@@ -714,7 +714,7 @@
       </w:pPr>
       <w:r>
         <w:rPr>
-          <w:rFonts w:eastAsia="Arial" w:cs="Arial" w:ascii="Arial" w:hAnsi="Arial"/>
+          <w:rFonts w:eastAsia="Arial" w:cs="Arial"/>
           <w:b w:val="false"/>
           <w:bCs w:val="false"/>
           <w:i w:val="false"/>
@@ -746,25 +746,25 @@
       </w:pPr>
       <w:r>
         <w:rPr>
-          <w:rFonts w:eastAsia="Arial" w:cs="Arial" w:ascii="Arial" w:hAnsi="Arial"/>
-          <w:sz w:val="22"/>
-          <w:szCs w:val="22"/>
-        </w:rPr>
-      </w:r>
-    </w:p>
-    <w:p>
-      <w:pPr>
-        <w:pStyle w:val="normal1"/>
-        <w:jc w:val="both"/>
-        <w:rPr>
-          <w:rFonts w:ascii="Arial" w:hAnsi="Arial" w:eastAsia="Arial" w:cs="Arial"/>
-          <w:sz w:val="22"/>
-          <w:szCs w:val="22"/>
-        </w:rPr>
-      </w:pPr>
-      <w:r>
-        <w:rPr>
-          <w:rFonts w:eastAsia="Arial" w:cs="Arial" w:ascii="Arial" w:hAnsi="Arial"/>
+          <w:rFonts w:eastAsia="Arial" w:cs="Arial"/>
+          <w:sz w:val="22"/>
+          <w:szCs w:val="22"/>
+        </w:rPr>
+      </w:r>
+    </w:p>
+    <w:p>
+      <w:pPr>
+        <w:pStyle w:val="normal1"/>
+        <w:jc w:val="both"/>
+        <w:rPr>
+          <w:rFonts w:ascii="Arial" w:hAnsi="Arial" w:eastAsia="Arial" w:cs="Arial"/>
+          <w:sz w:val="22"/>
+          <w:szCs w:val="22"/>
+        </w:rPr>
+      </w:pPr>
+      <w:r>
+        <w:rPr>
+          <w:rFonts w:eastAsia="Arial" w:cs="Arial"/>
           <w:sz w:val="22"/>
           <w:szCs w:val="22"/>
         </w:rPr>
@@ -783,25 +783,25 @@
       </w:pPr>
       <w:r>
         <w:rPr>
-          <w:rFonts w:eastAsia="Arial" w:cs="Arial" w:ascii="Arial" w:hAnsi="Arial"/>
-          <w:sz w:val="22"/>
-          <w:szCs w:val="22"/>
-        </w:rPr>
-      </w:r>
-    </w:p>
-    <w:p>
-      <w:pPr>
-        <w:pStyle w:val="normal1"/>
-        <w:jc w:val="both"/>
-        <w:rPr>
-          <w:rFonts w:ascii="Arial" w:hAnsi="Arial" w:eastAsia="Arial" w:cs="Arial"/>
-          <w:sz w:val="22"/>
-          <w:szCs w:val="22"/>
-        </w:rPr>
-      </w:pPr>
-      <w:r>
-        <w:rPr>
-          <w:rFonts w:eastAsia="Arial" w:cs="Arial" w:ascii="Arial" w:hAnsi="Arial"/>
+          <w:rFonts w:eastAsia="Arial" w:cs="Arial"/>
+          <w:sz w:val="22"/>
+          <w:szCs w:val="22"/>
+        </w:rPr>
+      </w:r>
+    </w:p>
+    <w:p>
+      <w:pPr>
+        <w:pStyle w:val="normal1"/>
+        <w:jc w:val="both"/>
+        <w:rPr>
+          <w:rFonts w:ascii="Arial" w:hAnsi="Arial" w:eastAsia="Arial" w:cs="Arial"/>
+          <w:sz w:val="22"/>
+          <w:szCs w:val="22"/>
+        </w:rPr>
+      </w:pPr>
+      <w:r>
+        <w:rPr>
+          <w:rFonts w:eastAsia="Arial" w:cs="Arial"/>
           <w:sz w:val="22"/>
           <w:szCs w:val="22"/>
         </w:rPr>
@@ -820,7 +820,7 @@
       </w:pPr>
       <w:r>
         <w:rPr>
-          <w:rFonts w:eastAsia="Arial" w:cs="Arial" w:ascii="Arial" w:hAnsi="Arial"/>
+          <w:rFonts w:eastAsia="Arial" w:cs="Arial"/>
           <w:sz w:val="22"/>
           <w:szCs w:val="22"/>
         </w:rPr>
@@ -867,7 +867,7 @@
             </w:pPr>
             <w:r>
               <w:rPr>
-                <w:rFonts w:eastAsia="Arial" w:cs="Arial" w:ascii="Arial" w:hAnsi="Arial"/>
+                <w:rFonts w:eastAsia="Arial" w:cs="Arial"/>
                 <w:sz w:val="22"/>
                 <w:szCs w:val="22"/>
               </w:rPr>
@@ -895,7 +895,7 @@
             </w:pPr>
             <w:r>
               <w:rPr>
-                <w:rFonts w:eastAsia="Arial" w:cs="Arial" w:ascii="Arial" w:hAnsi="Arial"/>
+                <w:rFonts w:eastAsia="Arial" w:cs="Arial"/>
                 <w:sz w:val="22"/>
                 <w:szCs w:val="22"/>
               </w:rPr>
@@ -925,7 +925,7 @@
             </w:pPr>
             <w:r>
               <w:rPr>
-                <w:rFonts w:eastAsia="Arial" w:cs="Arial" w:ascii="Arial" w:hAnsi="Arial"/>
+                <w:rFonts w:eastAsia="Arial" w:cs="Arial"/>
                 <w:sz w:val="22"/>
                 <w:szCs w:val="22"/>
               </w:rPr>
@@ -1005,43 +1005,43 @@
       </w:pPr>
       <w:r>
         <w:rPr>
-          <w:rFonts w:eastAsia="Arial" w:cs="Arial" w:ascii="Arial" w:hAnsi="Arial"/>
-          <w:sz w:val="22"/>
-          <w:szCs w:val="22"/>
-        </w:rPr>
-      </w:r>
-    </w:p>
-    <w:p>
-      <w:pPr>
-        <w:pStyle w:val="normal1"/>
-        <w:jc w:val="both"/>
-        <w:rPr>
-          <w:rFonts w:ascii="Arial" w:hAnsi="Arial" w:eastAsia="Arial" w:cs="Arial"/>
-          <w:sz w:val="22"/>
-          <w:szCs w:val="22"/>
-        </w:rPr>
-      </w:pPr>
-      <w:r>
-        <w:rPr>
-          <w:rFonts w:eastAsia="Arial" w:cs="Arial" w:ascii="Arial" w:hAnsi="Arial"/>
-          <w:sz w:val="22"/>
-          <w:szCs w:val="22"/>
-        </w:rPr>
-      </w:r>
-    </w:p>
-    <w:p>
-      <w:pPr>
-        <w:pStyle w:val="normal1"/>
-        <w:jc w:val="both"/>
-        <w:rPr>
-          <w:rFonts w:ascii="Arial" w:hAnsi="Arial" w:eastAsia="Arial" w:cs="Arial"/>
-          <w:sz w:val="22"/>
-          <w:szCs w:val="22"/>
-        </w:rPr>
-      </w:pPr>
-      <w:r>
-        <w:rPr>
-          <w:rFonts w:eastAsia="Arial" w:cs="Arial" w:ascii="Arial" w:hAnsi="Arial"/>
+          <w:rFonts w:eastAsia="Arial" w:cs="Arial"/>
+          <w:sz w:val="22"/>
+          <w:szCs w:val="22"/>
+        </w:rPr>
+      </w:r>
+    </w:p>
+    <w:p>
+      <w:pPr>
+        <w:pStyle w:val="normal1"/>
+        <w:jc w:val="both"/>
+        <w:rPr>
+          <w:rFonts w:ascii="Arial" w:hAnsi="Arial" w:eastAsia="Arial" w:cs="Arial"/>
+          <w:sz w:val="22"/>
+          <w:szCs w:val="22"/>
+        </w:rPr>
+      </w:pPr>
+      <w:r>
+        <w:rPr>
+          <w:rFonts w:eastAsia="Arial" w:cs="Arial"/>
+          <w:sz w:val="22"/>
+          <w:szCs w:val="22"/>
+        </w:rPr>
+      </w:r>
+    </w:p>
+    <w:p>
+      <w:pPr>
+        <w:pStyle w:val="normal1"/>
+        <w:jc w:val="both"/>
+        <w:rPr>
+          <w:rFonts w:ascii="Arial" w:hAnsi="Arial" w:eastAsia="Arial" w:cs="Arial"/>
+          <w:sz w:val="22"/>
+          <w:szCs w:val="22"/>
+        </w:rPr>
+      </w:pPr>
+      <w:r>
+        <w:rPr>
+          <w:rFonts w:eastAsia="Arial" w:cs="Arial"/>
           <w:sz w:val="22"/>
           <w:szCs w:val="22"/>
         </w:rPr>
@@ -1060,25 +1060,25 @@
       </w:pPr>
       <w:r>
         <w:rPr>
-          <w:rFonts w:eastAsia="Arial" w:cs="Arial" w:ascii="Arial" w:hAnsi="Arial"/>
-          <w:sz w:val="22"/>
-          <w:szCs w:val="22"/>
-        </w:rPr>
-      </w:r>
-    </w:p>
-    <w:p>
-      <w:pPr>
-        <w:pStyle w:val="normal1"/>
-        <w:jc w:val="both"/>
-        <w:rPr>
-          <w:rFonts w:ascii="Arial" w:hAnsi="Arial" w:eastAsia="Arial" w:cs="Arial"/>
-          <w:sz w:val="22"/>
-          <w:szCs w:val="22"/>
-        </w:rPr>
-      </w:pPr>
-      <w:r>
-        <w:rPr>
-          <w:rFonts w:eastAsia="Arial" w:cs="Arial" w:ascii="Arial" w:hAnsi="Arial"/>
+          <w:rFonts w:eastAsia="Arial" w:cs="Arial"/>
+          <w:sz w:val="22"/>
+          <w:szCs w:val="22"/>
+        </w:rPr>
+      </w:r>
+    </w:p>
+    <w:p>
+      <w:pPr>
+        <w:pStyle w:val="normal1"/>
+        <w:jc w:val="both"/>
+        <w:rPr>
+          <w:rFonts w:ascii="Arial" w:hAnsi="Arial" w:eastAsia="Arial" w:cs="Arial"/>
+          <w:sz w:val="22"/>
+          <w:szCs w:val="22"/>
+        </w:rPr>
+      </w:pPr>
+      <w:r>
+        <w:rPr>
+          <w:rFonts w:eastAsia="Arial" w:cs="Arial"/>
           <w:sz w:val="22"/>
           <w:szCs w:val="22"/>
         </w:rPr>
@@ -1097,43 +1097,43 @@
       </w:pPr>
       <w:r>
         <w:rPr>
-          <w:rFonts w:eastAsia="Arial" w:cs="Arial" w:ascii="Arial" w:hAnsi="Arial"/>
-          <w:sz w:val="22"/>
-          <w:szCs w:val="22"/>
-        </w:rPr>
-      </w:r>
-    </w:p>
-    <w:p>
-      <w:pPr>
-        <w:pStyle w:val="normal1"/>
-        <w:jc w:val="both"/>
-        <w:rPr>
-          <w:rFonts w:ascii="Arial" w:hAnsi="Arial" w:eastAsia="Arial" w:cs="Arial"/>
-          <w:sz w:val="22"/>
-          <w:szCs w:val="22"/>
-        </w:rPr>
-      </w:pPr>
-      <w:r>
-        <w:rPr>
-          <w:rFonts w:eastAsia="Arial" w:cs="Arial" w:ascii="Arial" w:hAnsi="Arial"/>
-          <w:sz w:val="22"/>
-          <w:szCs w:val="22"/>
-        </w:rPr>
-      </w:r>
-    </w:p>
-    <w:p>
-      <w:pPr>
-        <w:pStyle w:val="normal1"/>
-        <w:jc w:val="both"/>
-        <w:rPr>
-          <w:rFonts w:ascii="Arial" w:hAnsi="Arial" w:eastAsia="Arial" w:cs="Arial"/>
-          <w:sz w:val="22"/>
-          <w:szCs w:val="22"/>
-        </w:rPr>
-      </w:pPr>
-      <w:r>
-        <w:rPr>
-          <w:rFonts w:eastAsia="Arial" w:cs="Arial" w:ascii="Arial" w:hAnsi="Arial"/>
+          <w:rFonts w:eastAsia="Arial" w:cs="Arial"/>
+          <w:sz w:val="22"/>
+          <w:szCs w:val="22"/>
+        </w:rPr>
+      </w:r>
+    </w:p>
+    <w:p>
+      <w:pPr>
+        <w:pStyle w:val="normal1"/>
+        <w:jc w:val="both"/>
+        <w:rPr>
+          <w:rFonts w:ascii="Arial" w:hAnsi="Arial" w:eastAsia="Arial" w:cs="Arial"/>
+          <w:sz w:val="22"/>
+          <w:szCs w:val="22"/>
+        </w:rPr>
+      </w:pPr>
+      <w:r>
+        <w:rPr>
+          <w:rFonts w:eastAsia="Arial" w:cs="Arial"/>
+          <w:sz w:val="22"/>
+          <w:szCs w:val="22"/>
+        </w:rPr>
+      </w:r>
+    </w:p>
+    <w:p>
+      <w:pPr>
+        <w:pStyle w:val="normal1"/>
+        <w:jc w:val="both"/>
+        <w:rPr>
+          <w:rFonts w:ascii="Arial" w:hAnsi="Arial" w:eastAsia="Arial" w:cs="Arial"/>
+          <w:sz w:val="22"/>
+          <w:szCs w:val="22"/>
+        </w:rPr>
+      </w:pPr>
+      <w:r>
+        <w:rPr>
+          <w:rFonts w:eastAsia="Arial" w:cs="Arial"/>
           <w:sz w:val="22"/>
           <w:szCs w:val="22"/>
         </w:rPr>
@@ -1152,25 +1152,25 @@
       </w:pPr>
       <w:r>
         <w:rPr>
-          <w:rFonts w:eastAsia="Arial" w:cs="Arial" w:ascii="Arial" w:hAnsi="Arial"/>
-          <w:sz w:val="22"/>
-          <w:szCs w:val="22"/>
-        </w:rPr>
-      </w:r>
-    </w:p>
-    <w:p>
-      <w:pPr>
-        <w:pStyle w:val="normal1"/>
-        <w:jc w:val="both"/>
-        <w:rPr>
-          <w:rFonts w:ascii="Arial" w:hAnsi="Arial" w:eastAsia="Arial" w:cs="Arial"/>
-          <w:sz w:val="22"/>
-          <w:szCs w:val="22"/>
-        </w:rPr>
-      </w:pPr>
-      <w:r>
-        <w:rPr>
-          <w:rFonts w:eastAsia="Arial" w:cs="Arial" w:ascii="Arial" w:hAnsi="Arial"/>
+          <w:rFonts w:eastAsia="Arial" w:cs="Arial"/>
+          <w:sz w:val="22"/>
+          <w:szCs w:val="22"/>
+        </w:rPr>
+      </w:r>
+    </w:p>
+    <w:p>
+      <w:pPr>
+        <w:pStyle w:val="normal1"/>
+        <w:jc w:val="both"/>
+        <w:rPr>
+          <w:rFonts w:ascii="Arial" w:hAnsi="Arial" w:eastAsia="Arial" w:cs="Arial"/>
+          <w:sz w:val="22"/>
+          <w:szCs w:val="22"/>
+        </w:rPr>
+      </w:pPr>
+      <w:r>
+        <w:rPr>
+          <w:rFonts w:eastAsia="Arial" w:cs="Arial"/>
           <w:sz w:val="22"/>
           <w:szCs w:val="22"/>
         </w:rPr>
@@ -1189,25 +1189,25 @@
       </w:pPr>
       <w:r>
         <w:rPr>
-          <w:rFonts w:eastAsia="Arial" w:cs="Arial" w:ascii="Arial" w:hAnsi="Arial"/>
-          <w:sz w:val="22"/>
-          <w:szCs w:val="22"/>
-        </w:rPr>
-      </w:r>
-    </w:p>
-    <w:p>
-      <w:pPr>
-        <w:pStyle w:val="normal1"/>
-        <w:jc w:val="both"/>
-        <w:rPr>
-          <w:rFonts w:ascii="Arial" w:hAnsi="Arial" w:eastAsia="Arial" w:cs="Arial"/>
-          <w:sz w:val="22"/>
-          <w:szCs w:val="22"/>
-        </w:rPr>
-      </w:pPr>
-      <w:r>
-        <w:rPr>
-          <w:rFonts w:eastAsia="Arial" w:cs="Arial" w:ascii="Arial" w:hAnsi="Arial"/>
+          <w:rFonts w:eastAsia="Arial" w:cs="Arial"/>
+          <w:sz w:val="22"/>
+          <w:szCs w:val="22"/>
+        </w:rPr>
+      </w:r>
+    </w:p>
+    <w:p>
+      <w:pPr>
+        <w:pStyle w:val="normal1"/>
+        <w:jc w:val="both"/>
+        <w:rPr>
+          <w:rFonts w:ascii="Arial" w:hAnsi="Arial" w:eastAsia="Arial" w:cs="Arial"/>
+          <w:sz w:val="22"/>
+          <w:szCs w:val="22"/>
+        </w:rPr>
+      </w:pPr>
+      <w:r>
+        <w:rPr>
+          <w:rFonts w:eastAsia="Arial" w:cs="Arial"/>
           <w:sz w:val="22"/>
           <w:szCs w:val="22"/>
         </w:rPr>
@@ -1226,7 +1226,7 @@
       </w:pPr>
       <w:r>
         <w:rPr>
-          <w:rFonts w:eastAsia="Arial" w:cs="Arial" w:ascii="Arial" w:hAnsi="Arial"/>
+          <w:rFonts w:eastAsia="Arial" w:cs="Arial"/>
           <w:sz w:val="22"/>
           <w:szCs w:val="22"/>
         </w:rPr>
@@ -1245,7 +1245,7 @@
       </w:pPr>
       <w:r>
         <w:rPr>
-          <w:rFonts w:eastAsia="Arial" w:cs="Arial" w:ascii="Arial" w:hAnsi="Arial"/>
+          <w:rFonts w:eastAsia="Arial" w:cs="Arial"/>
           <w:sz w:val="22"/>
           <w:szCs w:val="22"/>
         </w:rPr>
@@ -1265,7 +1265,7 @@
       </w:pPr>
       <w:r>
         <w:rPr>
-          <w:rFonts w:eastAsia="Arial" w:cs="Arial" w:ascii="Arial" w:hAnsi="Arial"/>
+          <w:rFonts w:eastAsia="Arial" w:cs="Arial"/>
           <w:sz w:val="22"/>
           <w:szCs w:val="22"/>
         </w:rPr>
@@ -1273,7 +1273,7 @@
       </w:r>
       <w:r>
         <w:rPr>
-          <w:rFonts w:eastAsia="Arial" w:cs="Arial" w:ascii="Arial" w:hAnsi="Arial"/>
+          <w:rFonts w:eastAsia="Arial" w:cs="Arial"/>
           <w:sz w:val="22"/>
           <w:szCs w:val="22"/>
         </w:rPr>
@@ -1318,7 +1318,7 @@
       </w:pPr>
       <w:r>
         <w:rPr>
-          <w:rFonts w:eastAsia="Arial" w:cs="Arial" w:ascii="Arial" w:hAnsi="Arial"/>
+          <w:rFonts w:eastAsia="Arial" w:cs="Arial"/>
           <w:b/>
           <w:bCs/>
           <w:i w:val="false"/>
@@ -1335,7 +1335,49 @@
           <w:shd w:fill="auto" w:val="clear"/>
           <w:vertAlign w:val="baseline"/>
         </w:rPr>
-        <w:t>For Horizon Enterprise</w:t>
+        <w:t>F</w:t>
+      </w:r>
+      <w:r>
+        <w:rPr>
+          <w:rFonts w:eastAsia="Arial" w:cs="Arial"/>
+          <w:b/>
+          <w:bCs/>
+          <w:i w:val="false"/>
+          <w:iCs w:val="false"/>
+          <w:caps w:val="false"/>
+          <w:smallCaps w:val="false"/>
+          <w:strike w:val="false"/>
+          <w:dstrike w:val="false"/>
+          <w:position w:val="0"/>
+          <w:sz w:val="22"/>
+          <w:sz w:val="22"/>
+          <w:szCs w:val="22"/>
+          <w:u w:val="none"/>
+          <w:shd w:fill="auto" w:val="clear"/>
+          <w:vertAlign w:val="baseline"/>
+        </w:rPr>
+        <w:t xml:space="preserve">OR </w:t>
+      </w:r>
+      <w:r>
+        <w:rPr>
+          <w:rFonts w:eastAsia="Arial" w:cs="Arial"/>
+          <w:b/>
+          <w:bCs/>
+          <w:i w:val="false"/>
+          <w:iCs w:val="false"/>
+          <w:caps w:val="false"/>
+          <w:smallCaps w:val="false"/>
+          <w:strike w:val="false"/>
+          <w:dstrike w:val="false"/>
+          <w:position w:val="0"/>
+          <w:sz w:val="22"/>
+          <w:sz w:val="22"/>
+          <w:szCs w:val="22"/>
+          <w:u w:val="none"/>
+          <w:shd w:fill="auto" w:val="clear"/>
+          <w:vertAlign w:val="baseline"/>
+        </w:rPr>
+        <w:t>Horizon Enterprise</w:t>
       </w:r>
     </w:p>
     <w:p>
@@ -1442,7 +1484,7 @@
       </w:pPr>
       <w:r>
         <w:rPr>
-          <w:rFonts w:eastAsia="Arial" w:cs="Arial" w:ascii="Arial" w:hAnsi="Arial"/>
+          <w:rFonts w:eastAsia="Arial" w:cs="Arial"/>
           <w:b/>
           <w:bCs/>
           <w:i w:val="false"/>

--- a/templates/DBK_Declaration.docx
+++ b/templates/DBK_Declaration.docx
@@ -10,8 +10,8 @@
           <w:rFonts w:ascii="Arial" w:hAnsi="Arial" w:eastAsia="Arial" w:cs="Arial"/>
           <w:b/>
           <w:bCs/>
-          <w:sz w:val="22"/>
-          <w:szCs w:val="22"/>
+          <w:sz w:val="20"/>
+          <w:szCs w:val="20"/>
         </w:rPr>
       </w:pPr>
       <w:r>
@@ -19,8 +19,8 @@
           <w:rFonts w:eastAsia="Arial" w:cs="Arial"/>
           <w:b/>
           <w:bCs/>
-          <w:sz w:val="22"/>
-          <w:szCs w:val="22"/>
+          <w:sz w:val="20"/>
+          <w:szCs w:val="20"/>
         </w:rPr>
       </w:r>
     </w:p>
@@ -29,11 +29,28 @@
         <w:pStyle w:val="normal1"/>
         <w:jc w:val="center"/>
         <w:rPr>
-          <w:rFonts w:ascii="Arial" w:hAnsi="Arial" w:eastAsia="Arial" w:cs="Arial"/>
+          <w:sz w:val="20"/>
+          <w:szCs w:val="20"/>
+        </w:rPr>
+      </w:pPr>
+      <w:r>
+        <w:rPr>
+          <w:rFonts w:eastAsia="Arial" w:cs="Arial"/>
           <w:b/>
           <w:bCs/>
-          <w:sz w:val="22"/>
-          <w:szCs w:val="22"/>
+          <w:sz w:val="20"/>
+          <w:szCs w:val="20"/>
+        </w:rPr>
+        <w:t>APPENDIX - III</w:t>
+      </w:r>
+    </w:p>
+    <w:p>
+      <w:pPr>
+        <w:pStyle w:val="normal1"/>
+        <w:jc w:val="center"/>
+        <w:rPr>
+          <w:sz w:val="20"/>
+          <w:szCs w:val="20"/>
         </w:rPr>
       </w:pPr>
       <w:r>
@@ -41,10 +58,10 @@
           <w:rFonts w:eastAsia="Arial" w:cs="Arial"/>
           <w:b/>
           <w:bCs/>
-          <w:sz w:val="22"/>
-          <w:szCs w:val="22"/>
-        </w:rPr>
-        <w:t>APPENDIX - III</w:t>
+          <w:sz w:val="20"/>
+          <w:szCs w:val="20"/>
+        </w:rPr>
+        <w:t>DRAWBACK / DEEC DECLARATION</w:t>
       </w:r>
     </w:p>
     <w:p>
@@ -52,45 +69,23 @@
         <w:pStyle w:val="normal1"/>
         <w:jc w:val="center"/>
         <w:rPr>
-          <w:rFonts w:ascii="Arial" w:hAnsi="Arial" w:eastAsia="Arial" w:cs="Arial"/>
-          <w:sz w:val="22"/>
-          <w:szCs w:val="22"/>
-        </w:rPr>
-      </w:pPr>
-      <w:r>
-        <w:rPr>
-          <w:rFonts w:eastAsia="Arial" w:cs="Arial"/>
-          <w:b/>
-          <w:bCs/>
-          <w:sz w:val="22"/>
-          <w:szCs w:val="22"/>
-        </w:rPr>
-        <w:t>DRAWBACK / DEEC DECLARATION</w:t>
-      </w:r>
-    </w:p>
-    <w:p>
-      <w:pPr>
-        <w:pStyle w:val="normal1"/>
-        <w:jc w:val="center"/>
-        <w:rPr>
-          <w:rFonts w:ascii="Arial" w:hAnsi="Arial" w:eastAsia="Arial" w:cs="Arial"/>
-          <w:sz w:val="22"/>
-          <w:szCs w:val="22"/>
-        </w:rPr>
-      </w:pPr>
-      <w:r>
-        <w:rPr>
-          <w:rFonts w:eastAsia="Arial" w:cs="Arial"/>
-          <w:sz w:val="22"/>
-          <w:szCs w:val="22"/>
+          <w:sz w:val="20"/>
+          <w:szCs w:val="20"/>
+        </w:rPr>
+      </w:pPr>
+      <w:r>
+        <w:rPr>
+          <w:rFonts w:eastAsia="Arial" w:cs="Arial"/>
+          <w:sz w:val="20"/>
+          <w:szCs w:val="20"/>
         </w:rPr>
         <w:t xml:space="preserve">          </w:t>
       </w:r>
       <w:r>
         <w:rPr>
           <w:rFonts w:eastAsia="Arial" w:cs="Arial"/>
-          <w:sz w:val="22"/>
-          <w:szCs w:val="22"/>
+          <w:sz w:val="20"/>
+          <w:szCs w:val="20"/>
         </w:rPr>
         <w:t>(To be filed for export goods under claim for Drawback)</w:t>
         <w:br/>
@@ -101,18 +96,53 @@
         <w:pStyle w:val="normal1"/>
         <w:jc w:val="both"/>
         <w:rPr>
+          <w:sz w:val="20"/>
+          <w:szCs w:val="20"/>
+        </w:rPr>
+      </w:pPr>
+      <w:r>
+        <w:rPr>
+          <w:rFonts w:eastAsia="Arial" w:cs="Arial"/>
+          <w:sz w:val="20"/>
+          <w:szCs w:val="20"/>
+        </w:rPr>
+        <w:t>I/we Horizon Enterprise, (Name of the Exporter) do hereby further declare as follows: -</w:t>
+      </w:r>
+    </w:p>
+    <w:p>
+      <w:pPr>
+        <w:pStyle w:val="normal1"/>
+        <w:jc w:val="both"/>
+        <w:rPr>
           <w:rFonts w:ascii="Arial" w:hAnsi="Arial" w:eastAsia="Arial" w:cs="Arial"/>
-          <w:sz w:val="22"/>
-          <w:szCs w:val="22"/>
-        </w:rPr>
-      </w:pPr>
-      <w:r>
-        <w:rPr>
-          <w:rFonts w:eastAsia="Arial" w:cs="Arial"/>
-          <w:sz w:val="22"/>
-          <w:szCs w:val="22"/>
-        </w:rPr>
-        <w:t>I/we Horizon Enterprise, (Name of the Exporter) do hereby further declare as follows: -</w:t>
+          <w:sz w:val="20"/>
+          <w:szCs w:val="20"/>
+        </w:rPr>
+      </w:pPr>
+      <w:r>
+        <w:rPr>
+          <w:rFonts w:eastAsia="Arial" w:cs="Arial"/>
+          <w:sz w:val="20"/>
+          <w:szCs w:val="20"/>
+        </w:rPr>
+      </w:r>
+    </w:p>
+    <w:p>
+      <w:pPr>
+        <w:pStyle w:val="normal1"/>
+        <w:jc w:val="both"/>
+        <w:rPr>
+          <w:sz w:val="20"/>
+          <w:szCs w:val="20"/>
+        </w:rPr>
+      </w:pPr>
+      <w:r>
+        <w:rPr>
+          <w:rFonts w:eastAsia="Arial" w:cs="Arial"/>
+          <w:sz w:val="20"/>
+          <w:szCs w:val="20"/>
+        </w:rPr>
+        <w:t>1.      That the quality and specification of the goods as stated in this Shipping Bill are in accordance with the terms of the exports contract entered into with the buyer/consignee in  pursuance of the goods which are being exported.</w:t>
       </w:r>
     </w:p>
     <w:p>
@@ -121,16 +151,34 @@
         <w:jc w:val="both"/>
         <w:rPr>
           <w:rFonts w:ascii="Arial" w:hAnsi="Arial" w:eastAsia="Arial" w:cs="Arial"/>
-          <w:sz w:val="22"/>
-          <w:szCs w:val="22"/>
-        </w:rPr>
-      </w:pPr>
-      <w:r>
-        <w:rPr>
-          <w:rFonts w:eastAsia="Arial" w:cs="Arial"/>
-          <w:sz w:val="22"/>
-          <w:szCs w:val="22"/>
-        </w:rPr>
+          <w:sz w:val="20"/>
+          <w:szCs w:val="20"/>
+        </w:rPr>
+      </w:pPr>
+      <w:r>
+        <w:rPr>
+          <w:rFonts w:eastAsia="Arial" w:cs="Arial"/>
+          <w:sz w:val="20"/>
+          <w:szCs w:val="20"/>
+        </w:rPr>
+      </w:r>
+    </w:p>
+    <w:p>
+      <w:pPr>
+        <w:pStyle w:val="normal1"/>
+        <w:jc w:val="both"/>
+        <w:rPr>
+          <w:sz w:val="20"/>
+          <w:szCs w:val="20"/>
+        </w:rPr>
+      </w:pPr>
+      <w:r>
+        <w:rPr>
+          <w:rFonts w:eastAsia="Arial" w:cs="Arial"/>
+          <w:sz w:val="20"/>
+          <w:szCs w:val="20"/>
+        </w:rPr>
+        <w:t>2.  That we are not claiming benefit under “Engineering Products Export (Replenishment of Iron and steel Intermediates) Scheme” notified vide Ministry of Commerce Notification No.53 RE/92-97 dated 1.3.95.</w:t>
       </w:r>
     </w:p>
     <w:p>
@@ -139,71 +187,15 @@
         <w:jc w:val="both"/>
         <w:rPr>
           <w:rFonts w:ascii="Arial" w:hAnsi="Arial" w:eastAsia="Arial" w:cs="Arial"/>
-          <w:sz w:val="22"/>
-          <w:szCs w:val="22"/>
-        </w:rPr>
-      </w:pPr>
-      <w:r>
-        <w:rPr>
-          <w:rFonts w:eastAsia="Arial" w:cs="Arial"/>
-          <w:sz w:val="22"/>
-          <w:szCs w:val="22"/>
-        </w:rPr>
-        <w:t>1.      That the quality and specification of the goods as stated in this Shipping Bill are in accordance with the terms of the exports contract entered into with the buyer/consignee in  pursuance of the goods which are being exported.</w:t>
-      </w:r>
-    </w:p>
-    <w:p>
-      <w:pPr>
-        <w:pStyle w:val="normal1"/>
-        <w:jc w:val="both"/>
-        <w:rPr>
-          <w:rFonts w:ascii="Arial" w:hAnsi="Arial" w:eastAsia="Arial" w:cs="Arial"/>
-          <w:sz w:val="22"/>
-          <w:szCs w:val="22"/>
-        </w:rPr>
-      </w:pPr>
-      <w:r>
-        <w:rPr>
-          <w:rFonts w:eastAsia="Arial" w:cs="Arial"/>
-          <w:sz w:val="22"/>
-          <w:szCs w:val="22"/>
-        </w:rPr>
-      </w:r>
-    </w:p>
-    <w:p>
-      <w:pPr>
-        <w:pStyle w:val="normal1"/>
-        <w:jc w:val="both"/>
-        <w:rPr>
-          <w:rFonts w:ascii="Arial" w:hAnsi="Arial" w:eastAsia="Arial" w:cs="Arial"/>
-          <w:sz w:val="22"/>
-          <w:szCs w:val="22"/>
-        </w:rPr>
-      </w:pPr>
-      <w:r>
-        <w:rPr>
-          <w:rFonts w:eastAsia="Arial" w:cs="Arial"/>
-          <w:sz w:val="22"/>
-          <w:szCs w:val="22"/>
-        </w:rPr>
-        <w:t>2.  That we are not claiming benefit under “Engineering Products Export (Replenishment of Iron and steel Intermediates) Scheme” notified vide Ministry of Commerce Notification No.53 RE/92-97 dated 1.3.95.</w:t>
-      </w:r>
-    </w:p>
-    <w:p>
-      <w:pPr>
-        <w:pStyle w:val="normal1"/>
-        <w:jc w:val="both"/>
-        <w:rPr>
-          <w:rFonts w:ascii="Arial" w:hAnsi="Arial" w:eastAsia="Arial" w:cs="Arial"/>
-          <w:sz w:val="22"/>
-          <w:szCs w:val="22"/>
-        </w:rPr>
-      </w:pPr>
-      <w:r>
-        <w:rPr>
-          <w:rFonts w:eastAsia="Arial" w:cs="Arial"/>
-          <w:sz w:val="22"/>
-          <w:szCs w:val="22"/>
+          <w:sz w:val="20"/>
+          <w:szCs w:val="20"/>
+        </w:rPr>
+      </w:pPr>
+      <w:r>
+        <w:rPr>
+          <w:rFonts w:eastAsia="Arial" w:cs="Arial"/>
+          <w:sz w:val="20"/>
+          <w:szCs w:val="20"/>
         </w:rPr>
       </w:r>
     </w:p>
@@ -219,23 +211,8 @@
         <w:ind w:hanging="0" w:left="0" w:right="0"/>
         <w:jc w:val="both"/>
         <w:rPr>
-          <w:rFonts w:ascii="Arial" w:hAnsi="Arial" w:eastAsia="Arial" w:cs="Arial"/>
-          <w:b w:val="false"/>
-          <w:bCs w:val="false"/>
-          <w:i w:val="false"/>
-          <w:i w:val="false"/>
-          <w:iCs w:val="false"/>
-          <w:caps w:val="false"/>
-          <w:smallCaps w:val="false"/>
-          <w:strike w:val="false"/>
-          <w:dstrike w:val="false"/>
-          <w:position w:val="0"/>
-          <w:sz w:val="22"/>
-          <w:sz w:val="22"/>
-          <w:szCs w:val="22"/>
-          <w:u w:val="none"/>
-          <w:shd w:fill="auto" w:val="clear"/>
-          <w:vertAlign w:val="baseline"/>
+          <w:sz w:val="20"/>
+          <w:szCs w:val="20"/>
         </w:rPr>
       </w:pPr>
       <w:r>
@@ -250,9 +227,9 @@
           <w:strike w:val="false"/>
           <w:dstrike w:val="false"/>
           <w:position w:val="0"/>
-          <w:sz w:val="22"/>
-          <w:sz w:val="22"/>
-          <w:szCs w:val="22"/>
+          <w:sz w:val="20"/>
+          <w:sz w:val="20"/>
+          <w:szCs w:val="20"/>
           <w:u w:val="none"/>
           <w:shd w:fill="auto" w:val="clear"/>
           <w:vertAlign w:val="baseline"/>
@@ -268,16 +245,34 @@
         <w:jc w:val="both"/>
         <w:rPr>
           <w:rFonts w:ascii="Arial" w:hAnsi="Arial" w:eastAsia="Arial" w:cs="Arial"/>
-          <w:sz w:val="22"/>
-          <w:szCs w:val="22"/>
-        </w:rPr>
-      </w:pPr>
-      <w:r>
-        <w:rPr>
-          <w:rFonts w:eastAsia="Arial" w:cs="Arial"/>
-          <w:sz w:val="22"/>
-          <w:szCs w:val="22"/>
-        </w:rPr>
+          <w:sz w:val="20"/>
+          <w:szCs w:val="20"/>
+        </w:rPr>
+      </w:pPr>
+      <w:r>
+        <w:rPr>
+          <w:rFonts w:eastAsia="Arial" w:cs="Arial"/>
+          <w:sz w:val="20"/>
+          <w:szCs w:val="20"/>
+        </w:rPr>
+      </w:r>
+    </w:p>
+    <w:p>
+      <w:pPr>
+        <w:pStyle w:val="normal1"/>
+        <w:jc w:val="both"/>
+        <w:rPr>
+          <w:sz w:val="20"/>
+          <w:szCs w:val="20"/>
+        </w:rPr>
+      </w:pPr>
+      <w:r>
+        <w:rPr>
+          <w:rFonts w:eastAsia="Arial" w:cs="Arial"/>
+          <w:sz w:val="20"/>
+          <w:szCs w:val="20"/>
+        </w:rPr>
+        <w:t>4.      That there is no change in the manufacturing formula and in the quantum per unit of the imported material or components, utilised in the manufacture of the export goods and that the materials or components which have been stated in the application under Rule 6 or Rule 7 of the DBK Rules, 1995 to have been imported, continue to be so imported and are not been obtained from indigenous sources.</w:t>
       </w:r>
     </w:p>
     <w:p>
@@ -286,52 +281,32 @@
         <w:jc w:val="both"/>
         <w:rPr>
           <w:rFonts w:ascii="Arial" w:hAnsi="Arial" w:eastAsia="Arial" w:cs="Arial"/>
-          <w:sz w:val="22"/>
-          <w:szCs w:val="22"/>
-        </w:rPr>
-      </w:pPr>
-      <w:r>
-        <w:rPr>
-          <w:rFonts w:eastAsia="Arial" w:cs="Arial"/>
-          <w:sz w:val="22"/>
-          <w:szCs w:val="22"/>
-        </w:rPr>
-        <w:t>4.      That there is no change in the manufacturing formula and in the quantum per unit of the imported material or components, utilised in the manufacture of the export goods and that the materials or components which have been stated in the application under Rule 6 or Rule 7 of the DBK Rules, 1995 to have been imported, continue to be so imported and are not been obtained from indigenous sources.</w:t>
-      </w:r>
-    </w:p>
-    <w:p>
-      <w:pPr>
-        <w:pStyle w:val="normal1"/>
-        <w:jc w:val="both"/>
-        <w:rPr>
-          <w:rFonts w:ascii="Arial" w:hAnsi="Arial" w:eastAsia="Arial" w:cs="Arial"/>
-          <w:sz w:val="22"/>
-          <w:szCs w:val="22"/>
-        </w:rPr>
-      </w:pPr>
-      <w:r>
-        <w:rPr>
-          <w:rFonts w:eastAsia="Arial" w:cs="Arial"/>
-          <w:sz w:val="22"/>
-          <w:szCs w:val="22"/>
-        </w:rPr>
-      </w:r>
-    </w:p>
-    <w:p>
-      <w:pPr>
-        <w:pStyle w:val="normal1"/>
-        <w:jc w:val="both"/>
-        <w:rPr>
-          <w:rFonts w:ascii="Arial" w:hAnsi="Arial" w:eastAsia="Arial" w:cs="Arial"/>
-          <w:sz w:val="22"/>
-          <w:szCs w:val="22"/>
-        </w:rPr>
-      </w:pPr>
-      <w:r>
-        <w:rPr>
-          <w:rFonts w:eastAsia="Arial" w:cs="Arial"/>
-          <w:sz w:val="22"/>
-          <w:szCs w:val="22"/>
+          <w:sz w:val="20"/>
+          <w:szCs w:val="20"/>
+        </w:rPr>
+      </w:pPr>
+      <w:r>
+        <w:rPr>
+          <w:rFonts w:eastAsia="Arial" w:cs="Arial"/>
+          <w:sz w:val="20"/>
+          <w:szCs w:val="20"/>
+        </w:rPr>
+      </w:r>
+    </w:p>
+    <w:p>
+      <w:pPr>
+        <w:pStyle w:val="normal1"/>
+        <w:jc w:val="both"/>
+        <w:rPr>
+          <w:sz w:val="20"/>
+          <w:szCs w:val="20"/>
+        </w:rPr>
+      </w:pPr>
+      <w:r>
+        <w:rPr>
+          <w:rFonts w:eastAsia="Arial" w:cs="Arial"/>
+          <w:sz w:val="20"/>
+          <w:szCs w:val="20"/>
         </w:rPr>
         <w:t xml:space="preserve">5.     </w:t>
         <w:tab/>
@@ -344,41 +319,40 @@
         <w:jc w:val="both"/>
         <w:rPr>
           <w:rFonts w:ascii="Arial" w:hAnsi="Arial" w:eastAsia="Arial" w:cs="Arial"/>
-          <w:sz w:val="22"/>
-          <w:szCs w:val="22"/>
-        </w:rPr>
-      </w:pPr>
-      <w:r>
-        <w:rPr>
-          <w:rFonts w:eastAsia="Arial" w:cs="Arial"/>
-          <w:sz w:val="22"/>
-          <w:szCs w:val="22"/>
-        </w:rPr>
-      </w:r>
-    </w:p>
-    <w:p>
-      <w:pPr>
-        <w:pStyle w:val="normal1"/>
-        <w:jc w:val="both"/>
-        <w:rPr>
-          <w:rFonts w:ascii="Arial" w:hAnsi="Arial" w:eastAsia="Arial" w:cs="Arial"/>
-          <w:sz w:val="22"/>
-          <w:szCs w:val="22"/>
-        </w:rPr>
-      </w:pPr>
-      <w:r>
-        <w:rPr>
-          <w:rFonts w:eastAsia="Arial" w:cs="Arial"/>
-          <w:sz w:val="22"/>
-          <w:szCs w:val="22"/>
+          <w:sz w:val="20"/>
+          <w:szCs w:val="20"/>
+        </w:rPr>
+      </w:pPr>
+      <w:r>
+        <w:rPr>
+          <w:rFonts w:eastAsia="Arial" w:cs="Arial"/>
+          <w:sz w:val="20"/>
+          <w:szCs w:val="20"/>
+        </w:rPr>
+      </w:r>
+    </w:p>
+    <w:p>
+      <w:pPr>
+        <w:pStyle w:val="normal1"/>
+        <w:jc w:val="both"/>
+        <w:rPr>
+          <w:sz w:val="20"/>
+          <w:szCs w:val="20"/>
+        </w:rPr>
+      </w:pPr>
+      <w:r>
+        <w:rPr>
+          <w:rFonts w:eastAsia="Arial" w:cs="Arial"/>
+          <w:sz w:val="20"/>
+          <w:szCs w:val="20"/>
         </w:rPr>
         <w:t xml:space="preserve"> </w:t>
       </w:r>
       <w:r>
         <w:rPr>
           <w:rFonts w:eastAsia="Arial" w:cs="Arial"/>
-          <w:sz w:val="22"/>
-          <w:szCs w:val="22"/>
+          <w:sz w:val="20"/>
+          <w:szCs w:val="20"/>
         </w:rPr>
         <w:t>OR</w:t>
       </w:r>
@@ -388,16 +362,15 @@
         <w:pStyle w:val="normal1"/>
         <w:jc w:val="both"/>
         <w:rPr>
-          <w:rFonts w:ascii="Arial" w:hAnsi="Arial" w:eastAsia="Arial" w:cs="Arial"/>
-          <w:sz w:val="22"/>
-          <w:szCs w:val="22"/>
-        </w:rPr>
-      </w:pPr>
-      <w:r>
-        <w:rPr>
-          <w:rFonts w:eastAsia="Arial" w:cs="Arial"/>
-          <w:sz w:val="22"/>
-          <w:szCs w:val="22"/>
+          <w:sz w:val="20"/>
+          <w:szCs w:val="20"/>
+        </w:rPr>
+      </w:pPr>
+      <w:r>
+        <w:rPr>
+          <w:rFonts w:eastAsia="Arial" w:cs="Arial"/>
+          <w:sz w:val="20"/>
+          <w:szCs w:val="20"/>
         </w:rPr>
         <w:tab/>
         <w:t xml:space="preserve"> *(B) That the export goods have been manufactured by availing the procedure under rule 18 / Rule 19 of Central Excise Rules 2002, but we are/shall be claiming DBK on the basis of special brand rate in terms of Rule 6 of the DBK Rules, 1995.</w:t>
@@ -409,16 +382,42 @@
         <w:jc w:val="both"/>
         <w:rPr>
           <w:rFonts w:ascii="Arial" w:hAnsi="Arial" w:eastAsia="Arial" w:cs="Arial"/>
-          <w:sz w:val="22"/>
-          <w:szCs w:val="22"/>
-        </w:rPr>
-      </w:pPr>
-      <w:r>
-        <w:rPr>
-          <w:rFonts w:eastAsia="Arial" w:cs="Arial"/>
-          <w:sz w:val="22"/>
-          <w:szCs w:val="22"/>
-        </w:rPr>
+          <w:sz w:val="20"/>
+          <w:szCs w:val="20"/>
+        </w:rPr>
+      </w:pPr>
+      <w:r>
+        <w:rPr>
+          <w:rFonts w:eastAsia="Arial" w:cs="Arial"/>
+          <w:sz w:val="20"/>
+          <w:szCs w:val="20"/>
+        </w:rPr>
+      </w:r>
+    </w:p>
+    <w:p>
+      <w:pPr>
+        <w:pStyle w:val="normal1"/>
+        <w:jc w:val="both"/>
+        <w:rPr>
+          <w:sz w:val="20"/>
+          <w:szCs w:val="20"/>
+        </w:rPr>
+      </w:pPr>
+      <w:r>
+        <w:rPr>
+          <w:rFonts w:eastAsia="Arial" w:cs="Arial"/>
+          <w:sz w:val="20"/>
+          <w:szCs w:val="20"/>
+        </w:rPr>
+        <w:t xml:space="preserve"> </w:t>
+      </w:r>
+      <w:r>
+        <w:rPr>
+          <w:rFonts w:eastAsia="Arial" w:cs="Arial"/>
+          <w:sz w:val="20"/>
+          <w:szCs w:val="20"/>
+        </w:rPr>
+        <w:t>6.      *(A)   That the goods are not manufactured and/or exported in discharge of export obligation against an Advance License issued under the Duty Exemption Scheme(DEEC) of the relevant Import and Export Policy in force.</w:t>
       </w:r>
     </w:p>
     <w:p>
@@ -427,68 +426,40 @@
         <w:jc w:val="both"/>
         <w:rPr>
           <w:rFonts w:ascii="Arial" w:hAnsi="Arial" w:eastAsia="Arial" w:cs="Arial"/>
-          <w:sz w:val="22"/>
-          <w:szCs w:val="22"/>
-        </w:rPr>
-      </w:pPr>
-      <w:r>
-        <w:rPr>
-          <w:rFonts w:eastAsia="Arial" w:cs="Arial"/>
-          <w:sz w:val="22"/>
-          <w:szCs w:val="22"/>
+          <w:sz w:val="20"/>
+          <w:szCs w:val="20"/>
+        </w:rPr>
+      </w:pPr>
+      <w:r>
+        <w:rPr>
+          <w:rFonts w:eastAsia="Arial" w:cs="Arial"/>
+          <w:sz w:val="20"/>
+          <w:szCs w:val="20"/>
+        </w:rPr>
+      </w:r>
+    </w:p>
+    <w:p>
+      <w:pPr>
+        <w:pStyle w:val="normal1"/>
+        <w:jc w:val="both"/>
+        <w:rPr>
+          <w:sz w:val="20"/>
+          <w:szCs w:val="20"/>
+        </w:rPr>
+      </w:pPr>
+      <w:r>
+        <w:rPr>
+          <w:rFonts w:eastAsia="Arial" w:cs="Arial"/>
+          <w:sz w:val="20"/>
+          <w:szCs w:val="20"/>
         </w:rPr>
         <w:t xml:space="preserve"> </w:t>
       </w:r>
       <w:r>
         <w:rPr>
           <w:rFonts w:eastAsia="Arial" w:cs="Arial"/>
-          <w:sz w:val="22"/>
-          <w:szCs w:val="22"/>
-        </w:rPr>
-        <w:t>6.      *(A)   That the goods are not manufactured and/or exported in discharge of export obligation against an Advance License issued under the Duty Exemption Scheme(DEEC) of the relevant Import and Export Policy in force.</w:t>
-      </w:r>
-    </w:p>
-    <w:p>
-      <w:pPr>
-        <w:pStyle w:val="normal1"/>
-        <w:jc w:val="both"/>
-        <w:rPr>
-          <w:rFonts w:ascii="Arial" w:hAnsi="Arial" w:eastAsia="Arial" w:cs="Arial"/>
-          <w:sz w:val="22"/>
-          <w:szCs w:val="22"/>
-        </w:rPr>
-      </w:pPr>
-      <w:r>
-        <w:rPr>
-          <w:rFonts w:eastAsia="Arial" w:cs="Arial"/>
-          <w:sz w:val="22"/>
-          <w:szCs w:val="22"/>
-        </w:rPr>
-      </w:r>
-    </w:p>
-    <w:p>
-      <w:pPr>
-        <w:pStyle w:val="normal1"/>
-        <w:jc w:val="both"/>
-        <w:rPr>
-          <w:rFonts w:ascii="Arial" w:hAnsi="Arial" w:eastAsia="Arial" w:cs="Arial"/>
-          <w:sz w:val="22"/>
-          <w:szCs w:val="22"/>
-        </w:rPr>
-      </w:pPr>
-      <w:r>
-        <w:rPr>
-          <w:rFonts w:eastAsia="Arial" w:cs="Arial"/>
-          <w:sz w:val="22"/>
-          <w:szCs w:val="22"/>
-        </w:rPr>
-        <w:t xml:space="preserve"> </w:t>
-      </w:r>
-      <w:r>
-        <w:rPr>
-          <w:rFonts w:eastAsia="Arial" w:cs="Arial"/>
-          <w:sz w:val="22"/>
-          <w:szCs w:val="22"/>
+          <w:sz w:val="20"/>
+          <w:szCs w:val="20"/>
         </w:rPr>
         <w:t>OR</w:t>
       </w:r>
@@ -498,16 +469,15 @@
         <w:pStyle w:val="normal1"/>
         <w:jc w:val="both"/>
         <w:rPr>
-          <w:rFonts w:ascii="Arial" w:hAnsi="Arial" w:eastAsia="Arial" w:cs="Arial"/>
-          <w:sz w:val="22"/>
-          <w:szCs w:val="22"/>
-        </w:rPr>
-      </w:pPr>
-      <w:r>
-        <w:rPr>
-          <w:rFonts w:eastAsia="Arial" w:cs="Arial"/>
-          <w:sz w:val="22"/>
-          <w:szCs w:val="22"/>
+          <w:sz w:val="20"/>
+          <w:szCs w:val="20"/>
+        </w:rPr>
+      </w:pPr>
+      <w:r>
+        <w:rPr>
+          <w:rFonts w:eastAsia="Arial" w:cs="Arial"/>
+          <w:sz w:val="20"/>
+          <w:szCs w:val="20"/>
         </w:rPr>
         <w:tab/>
         <w:t xml:space="preserve">   *(B)  That goods are manufactured and are being exported in discharge of export obligation under the Duty Exemption Scheme (DEEC), in terms of Notification No.79/95-Cus or 80/95 both dated 31.3.95 or 31/97 dated 1.4.97 as amended or against DFRC license issued in terms of Notfn No. 48/2000 – CUS dated 24/04/2000 or  Notfn No. 46/2002 – CUS dated  50/04/2002 but I/We are claiming Drawback of only the Central Excise portion of the duties on inputs  specified in the Drawback Schedule.</w:t>
@@ -519,33 +489,32 @@
         <w:jc w:val="both"/>
         <w:rPr>
           <w:rFonts w:ascii="Arial" w:hAnsi="Arial" w:eastAsia="Arial" w:cs="Arial"/>
-          <w:sz w:val="22"/>
-          <w:szCs w:val="22"/>
-        </w:rPr>
-      </w:pPr>
-      <w:r>
-        <w:rPr>
-          <w:rFonts w:eastAsia="Arial" w:cs="Arial"/>
-          <w:sz w:val="22"/>
-          <w:szCs w:val="22"/>
-        </w:rPr>
-      </w:r>
-    </w:p>
-    <w:p>
-      <w:pPr>
-        <w:pStyle w:val="normal1"/>
-        <w:jc w:val="both"/>
-        <w:rPr>
-          <w:rFonts w:ascii="Arial" w:hAnsi="Arial" w:eastAsia="Arial" w:cs="Arial"/>
-          <w:sz w:val="22"/>
-          <w:szCs w:val="22"/>
-        </w:rPr>
-      </w:pPr>
-      <w:r>
-        <w:rPr>
-          <w:rFonts w:eastAsia="Arial" w:cs="Arial"/>
-          <w:sz w:val="22"/>
-          <w:szCs w:val="22"/>
+          <w:sz w:val="20"/>
+          <w:szCs w:val="20"/>
+        </w:rPr>
+      </w:pPr>
+      <w:r>
+        <w:rPr>
+          <w:rFonts w:eastAsia="Arial" w:cs="Arial"/>
+          <w:sz w:val="20"/>
+          <w:szCs w:val="20"/>
+        </w:rPr>
+      </w:r>
+    </w:p>
+    <w:p>
+      <w:pPr>
+        <w:pStyle w:val="normal1"/>
+        <w:jc w:val="both"/>
+        <w:rPr>
+          <w:sz w:val="20"/>
+          <w:szCs w:val="20"/>
+        </w:rPr>
+      </w:pPr>
+      <w:r>
+        <w:rPr>
+          <w:rFonts w:eastAsia="Arial" w:cs="Arial"/>
+          <w:sz w:val="20"/>
+          <w:szCs w:val="20"/>
         </w:rPr>
         <w:t>OR</w:t>
         <w:tab/>
@@ -556,18 +525,71 @@
         <w:pStyle w:val="normal1"/>
         <w:jc w:val="both"/>
         <w:rPr>
+          <w:sz w:val="20"/>
+          <w:szCs w:val="20"/>
+        </w:rPr>
+      </w:pPr>
+      <w:r>
+        <w:rPr>
+          <w:rFonts w:eastAsia="Arial" w:cs="Arial"/>
+          <w:sz w:val="20"/>
+          <w:szCs w:val="20"/>
+        </w:rPr>
+        <w:t xml:space="preserve">         </w:t>
+      </w:r>
+    </w:p>
+    <w:p>
+      <w:pPr>
+        <w:pStyle w:val="normal1"/>
+        <w:jc w:val="both"/>
+        <w:rPr>
+          <w:sz w:val="20"/>
+          <w:szCs w:val="20"/>
+        </w:rPr>
+      </w:pPr>
+      <w:r>
+        <w:rPr>
+          <w:rFonts w:eastAsia="Arial" w:cs="Arial"/>
+          <w:sz w:val="20"/>
+          <w:szCs w:val="20"/>
+        </w:rPr>
+        <w:t>*(C) That the goods are manufactured and are being exported in discharge of export  obligation under the duty exemption scheme (DEEC), but I/We are claiming Brand rate of drawback fixed under Rule 6 or 7 of the DBK Rules.</w:t>
+      </w:r>
+    </w:p>
+    <w:p>
+      <w:pPr>
+        <w:pStyle w:val="normal1"/>
+        <w:jc w:val="both"/>
+        <w:rPr>
           <w:rFonts w:ascii="Arial" w:hAnsi="Arial" w:eastAsia="Arial" w:cs="Arial"/>
-          <w:sz w:val="22"/>
-          <w:szCs w:val="22"/>
-        </w:rPr>
-      </w:pPr>
-      <w:r>
-        <w:rPr>
-          <w:rFonts w:eastAsia="Arial" w:cs="Arial"/>
-          <w:sz w:val="22"/>
-          <w:szCs w:val="22"/>
-        </w:rPr>
-        <w:t xml:space="preserve">         </w:t>
+          <w:sz w:val="20"/>
+          <w:szCs w:val="20"/>
+        </w:rPr>
+      </w:pPr>
+      <w:r>
+        <w:rPr>
+          <w:rFonts w:eastAsia="Arial" w:cs="Arial"/>
+          <w:sz w:val="20"/>
+          <w:szCs w:val="20"/>
+        </w:rPr>
+      </w:r>
+    </w:p>
+    <w:p>
+      <w:pPr>
+        <w:pStyle w:val="normal1"/>
+        <w:jc w:val="both"/>
+        <w:rPr>
+          <w:sz w:val="20"/>
+          <w:szCs w:val="20"/>
+        </w:rPr>
+      </w:pPr>
+      <w:r>
+        <w:rPr>
+          <w:rFonts w:eastAsia="Arial" w:cs="Arial"/>
+          <w:sz w:val="20"/>
+          <w:szCs w:val="20"/>
+        </w:rPr>
+        <w:t xml:space="preserve">7.      That the goods are not manufactured and/or exported after availing of the facility under the Passbook Scheme as contained in Para 7.24 of the Export and Import Policy (April, 1997-31 March, 2002) and Para 4.3 of Exim Policy 2002-2007 </w:t>
       </w:r>
     </w:p>
     <w:p>
@@ -576,17 +598,34 @@
         <w:jc w:val="both"/>
         <w:rPr>
           <w:rFonts w:ascii="Arial" w:hAnsi="Arial" w:eastAsia="Arial" w:cs="Arial"/>
-          <w:sz w:val="22"/>
-          <w:szCs w:val="22"/>
-        </w:rPr>
-      </w:pPr>
-      <w:r>
-        <w:rPr>
-          <w:rFonts w:eastAsia="Arial" w:cs="Arial"/>
-          <w:sz w:val="22"/>
-          <w:szCs w:val="22"/>
-        </w:rPr>
-        <w:t>*(C) That the goods are manufactured and are being exported in discharge of export  obligation under the duty exemption scheme (DEEC), but I/We are claiming Brand rate of drawback fixed under Rule 6 or 7 of the DBK Rules.</w:t>
+          <w:sz w:val="20"/>
+          <w:szCs w:val="20"/>
+        </w:rPr>
+      </w:pPr>
+      <w:r>
+        <w:rPr>
+          <w:rFonts w:eastAsia="Arial" w:cs="Arial"/>
+          <w:sz w:val="20"/>
+          <w:szCs w:val="20"/>
+        </w:rPr>
+      </w:r>
+    </w:p>
+    <w:p>
+      <w:pPr>
+        <w:pStyle w:val="normal1"/>
+        <w:jc w:val="both"/>
+        <w:rPr>
+          <w:sz w:val="20"/>
+          <w:szCs w:val="20"/>
+        </w:rPr>
+      </w:pPr>
+      <w:r>
+        <w:rPr>
+          <w:rFonts w:eastAsia="Arial" w:cs="Arial"/>
+          <w:sz w:val="20"/>
+          <w:szCs w:val="20"/>
+        </w:rPr>
+        <w:t>8.      That the goods are not manufactured and / or exported  by a unit licensed as 100% Export Oriented Unit in terms of Import and Export Policy in force.</w:t>
       </w:r>
     </w:p>
     <w:p>
@@ -595,89 +634,15 @@
         <w:jc w:val="both"/>
         <w:rPr>
           <w:rFonts w:ascii="Arial" w:hAnsi="Arial" w:eastAsia="Arial" w:cs="Arial"/>
-          <w:sz w:val="22"/>
-          <w:szCs w:val="22"/>
-        </w:rPr>
-      </w:pPr>
-      <w:r>
-        <w:rPr>
-          <w:rFonts w:eastAsia="Arial" w:cs="Arial"/>
-          <w:sz w:val="22"/>
-          <w:szCs w:val="22"/>
-        </w:rPr>
-      </w:r>
-    </w:p>
-    <w:p>
-      <w:pPr>
-        <w:pStyle w:val="normal1"/>
-        <w:jc w:val="both"/>
-        <w:rPr>
-          <w:rFonts w:ascii="Arial" w:hAnsi="Arial" w:eastAsia="Arial" w:cs="Arial"/>
-          <w:sz w:val="22"/>
-          <w:szCs w:val="22"/>
-        </w:rPr>
-      </w:pPr>
-      <w:r>
-        <w:rPr>
-          <w:rFonts w:eastAsia="Arial" w:cs="Arial"/>
-          <w:sz w:val="22"/>
-          <w:szCs w:val="22"/>
-        </w:rPr>
-        <w:t xml:space="preserve">7.      That the goods are not manufactured and/or exported after availing of the facility under the Passbook Scheme as contained in Para 7.24 of the Export and Import Policy (April, 1997-31 March, 2002) and Para 4.3 of Exim Policy 2002-2007 </w:t>
-      </w:r>
-    </w:p>
-    <w:p>
-      <w:pPr>
-        <w:pStyle w:val="normal1"/>
-        <w:jc w:val="both"/>
-        <w:rPr>
-          <w:rFonts w:ascii="Arial" w:hAnsi="Arial" w:eastAsia="Arial" w:cs="Arial"/>
-          <w:sz w:val="22"/>
-          <w:szCs w:val="22"/>
-        </w:rPr>
-      </w:pPr>
-      <w:r>
-        <w:rPr>
-          <w:rFonts w:eastAsia="Arial" w:cs="Arial"/>
-          <w:sz w:val="22"/>
-          <w:szCs w:val="22"/>
-        </w:rPr>
-      </w:r>
-    </w:p>
-    <w:p>
-      <w:pPr>
-        <w:pStyle w:val="normal1"/>
-        <w:jc w:val="both"/>
-        <w:rPr>
-          <w:rFonts w:ascii="Arial" w:hAnsi="Arial" w:eastAsia="Arial" w:cs="Arial"/>
-          <w:sz w:val="22"/>
-          <w:szCs w:val="22"/>
-        </w:rPr>
-      </w:pPr>
-      <w:r>
-        <w:rPr>
-          <w:rFonts w:eastAsia="Arial" w:cs="Arial"/>
-          <w:sz w:val="22"/>
-          <w:szCs w:val="22"/>
-        </w:rPr>
-        <w:t>8.      That the goods are not manufactured and / or exported  by a unit licensed as 100% Export Oriented Unit in terms of Import and Export Policy in force.</w:t>
-      </w:r>
-    </w:p>
-    <w:p>
-      <w:pPr>
-        <w:pStyle w:val="normal1"/>
-        <w:jc w:val="both"/>
-        <w:rPr>
-          <w:rFonts w:ascii="Arial" w:hAnsi="Arial" w:eastAsia="Arial" w:cs="Arial"/>
-          <w:sz w:val="22"/>
-          <w:szCs w:val="22"/>
-        </w:rPr>
-      </w:pPr>
-      <w:r>
-        <w:rPr>
-          <w:rFonts w:eastAsia="Arial" w:cs="Arial"/>
-          <w:sz w:val="22"/>
-          <w:szCs w:val="22"/>
+          <w:sz w:val="20"/>
+          <w:szCs w:val="20"/>
+        </w:rPr>
+      </w:pPr>
+      <w:r>
+        <w:rPr>
+          <w:rFonts w:eastAsia="Arial" w:cs="Arial"/>
+          <w:sz w:val="20"/>
+          <w:szCs w:val="20"/>
         </w:rPr>
       </w:r>
     </w:p>
@@ -693,23 +658,8 @@
         <w:ind w:hanging="0" w:left="0" w:right="0"/>
         <w:jc w:val="left"/>
         <w:rPr>
-          <w:rFonts w:ascii="Arial" w:hAnsi="Arial" w:eastAsia="Arial" w:cs="Arial"/>
-          <w:b w:val="false"/>
-          <w:bCs w:val="false"/>
-          <w:i w:val="false"/>
-          <w:i w:val="false"/>
-          <w:iCs w:val="false"/>
-          <w:caps w:val="false"/>
-          <w:smallCaps w:val="false"/>
-          <w:strike w:val="false"/>
-          <w:dstrike w:val="false"/>
-          <w:position w:val="0"/>
-          <w:sz w:val="22"/>
-          <w:sz w:val="22"/>
-          <w:szCs w:val="22"/>
-          <w:u w:val="none"/>
-          <w:shd w:fill="auto" w:val="clear"/>
-          <w:vertAlign w:val="baseline"/>
+          <w:sz w:val="20"/>
+          <w:szCs w:val="20"/>
         </w:rPr>
       </w:pPr>
       <w:r>
@@ -724,9 +674,9 @@
           <w:strike w:val="false"/>
           <w:dstrike w:val="false"/>
           <w:position w:val="0"/>
-          <w:sz w:val="22"/>
-          <w:sz w:val="22"/>
-          <w:szCs w:val="22"/>
+          <w:sz w:val="20"/>
+          <w:sz w:val="20"/>
+          <w:szCs w:val="20"/>
           <w:u w:val="none"/>
           <w:shd w:fill="auto" w:val="clear"/>
           <w:vertAlign w:val="baseline"/>
@@ -740,16 +690,34 @@
         <w:jc w:val="both"/>
         <w:rPr>
           <w:rFonts w:ascii="Arial" w:hAnsi="Arial" w:eastAsia="Arial" w:cs="Arial"/>
-          <w:sz w:val="22"/>
-          <w:szCs w:val="22"/>
-        </w:rPr>
-      </w:pPr>
-      <w:r>
-        <w:rPr>
-          <w:rFonts w:eastAsia="Arial" w:cs="Arial"/>
-          <w:sz w:val="22"/>
-          <w:szCs w:val="22"/>
-        </w:rPr>
+          <w:sz w:val="20"/>
+          <w:szCs w:val="20"/>
+        </w:rPr>
+      </w:pPr>
+      <w:r>
+        <w:rPr>
+          <w:rFonts w:eastAsia="Arial" w:cs="Arial"/>
+          <w:sz w:val="20"/>
+          <w:szCs w:val="20"/>
+        </w:rPr>
+      </w:r>
+    </w:p>
+    <w:p>
+      <w:pPr>
+        <w:pStyle w:val="normal1"/>
+        <w:jc w:val="both"/>
+        <w:rPr>
+          <w:sz w:val="20"/>
+          <w:szCs w:val="20"/>
+        </w:rPr>
+      </w:pPr>
+      <w:r>
+        <w:rPr>
+          <w:rFonts w:eastAsia="Arial" w:cs="Arial"/>
+          <w:sz w:val="20"/>
+          <w:szCs w:val="20"/>
+        </w:rPr>
+        <w:t>10.      That the goods are not manufactured partly or wholly in a warehouse under Section 65 of the Customs Act 1962.</w:t>
       </w:r>
     </w:p>
     <w:p>
@@ -758,17 +726,34 @@
         <w:jc w:val="both"/>
         <w:rPr>
           <w:rFonts w:ascii="Arial" w:hAnsi="Arial" w:eastAsia="Arial" w:cs="Arial"/>
-          <w:sz w:val="22"/>
-          <w:szCs w:val="22"/>
-        </w:rPr>
-      </w:pPr>
-      <w:r>
-        <w:rPr>
-          <w:rFonts w:eastAsia="Arial" w:cs="Arial"/>
-          <w:sz w:val="22"/>
-          <w:szCs w:val="22"/>
-        </w:rPr>
-        <w:t>10.      That the goods are not manufactured partly or wholly in a warehouse under Section 65 of the Customs Act 1962.</w:t>
+          <w:sz w:val="20"/>
+          <w:szCs w:val="20"/>
+        </w:rPr>
+      </w:pPr>
+      <w:r>
+        <w:rPr>
+          <w:rFonts w:eastAsia="Arial" w:cs="Arial"/>
+          <w:sz w:val="20"/>
+          <w:szCs w:val="20"/>
+        </w:rPr>
+      </w:r>
+    </w:p>
+    <w:p>
+      <w:pPr>
+        <w:pStyle w:val="normal1"/>
+        <w:jc w:val="both"/>
+        <w:rPr>
+          <w:sz w:val="20"/>
+          <w:szCs w:val="20"/>
+        </w:rPr>
+      </w:pPr>
+      <w:r>
+        <w:rPr>
+          <w:rFonts w:eastAsia="Arial" w:cs="Arial"/>
+          <w:sz w:val="20"/>
+          <w:szCs w:val="20"/>
+        </w:rPr>
+        <w:t>11. That the present market value of the goods is as follow:-</w:t>
       </w:r>
     </w:p>
     <w:p>
@@ -777,52 +762,15 @@
         <w:jc w:val="both"/>
         <w:rPr>
           <w:rFonts w:ascii="Arial" w:hAnsi="Arial" w:eastAsia="Arial" w:cs="Arial"/>
-          <w:sz w:val="22"/>
-          <w:szCs w:val="22"/>
-        </w:rPr>
-      </w:pPr>
-      <w:r>
-        <w:rPr>
-          <w:rFonts w:eastAsia="Arial" w:cs="Arial"/>
-          <w:sz w:val="22"/>
-          <w:szCs w:val="22"/>
-        </w:rPr>
-      </w:r>
-    </w:p>
-    <w:p>
-      <w:pPr>
-        <w:pStyle w:val="normal1"/>
-        <w:jc w:val="both"/>
-        <w:rPr>
-          <w:rFonts w:ascii="Arial" w:hAnsi="Arial" w:eastAsia="Arial" w:cs="Arial"/>
-          <w:sz w:val="22"/>
-          <w:szCs w:val="22"/>
-        </w:rPr>
-      </w:pPr>
-      <w:r>
-        <w:rPr>
-          <w:rFonts w:eastAsia="Arial" w:cs="Arial"/>
-          <w:sz w:val="22"/>
-          <w:szCs w:val="22"/>
-        </w:rPr>
-        <w:t>11. That the present market value of the goods is as follow:-</w:t>
-      </w:r>
-    </w:p>
-    <w:p>
-      <w:pPr>
-        <w:pStyle w:val="normal1"/>
-        <w:jc w:val="both"/>
-        <w:rPr>
-          <w:rFonts w:ascii="Arial" w:hAnsi="Arial" w:eastAsia="Arial" w:cs="Arial"/>
-          <w:sz w:val="22"/>
-          <w:szCs w:val="22"/>
-        </w:rPr>
-      </w:pPr>
-      <w:r>
-        <w:rPr>
-          <w:rFonts w:eastAsia="Arial" w:cs="Arial"/>
-          <w:sz w:val="22"/>
-          <w:szCs w:val="22"/>
+          <w:sz w:val="20"/>
+          <w:szCs w:val="20"/>
+        </w:rPr>
+      </w:pPr>
+      <w:r>
+        <w:rPr>
+          <w:rFonts w:eastAsia="Arial" w:cs="Arial"/>
+          <w:sz w:val="20"/>
+          <w:szCs w:val="20"/>
         </w:rPr>
       </w:r>
     </w:p>
@@ -860,16 +808,15 @@
               <w:pStyle w:val="normal1"/>
               <w:jc w:val="both"/>
               <w:rPr>
-                <w:rFonts w:ascii="Arial" w:hAnsi="Arial" w:eastAsia="Arial" w:cs="Arial"/>
-                <w:sz w:val="22"/>
-                <w:szCs w:val="22"/>
+                <w:sz w:val="20"/>
+                <w:szCs w:val="20"/>
               </w:rPr>
             </w:pPr>
             <w:r>
               <w:rPr>
                 <w:rFonts w:eastAsia="Arial" w:cs="Arial"/>
-                <w:sz w:val="22"/>
-                <w:szCs w:val="22"/>
+                <w:sz w:val="20"/>
+                <w:szCs w:val="20"/>
               </w:rPr>
               <w:t>SR.No.</w:t>
             </w:r>
@@ -888,16 +835,15 @@
             <w:pPr>
               <w:pStyle w:val="normal1"/>
               <w:rPr>
-                <w:rFonts w:ascii="Arial" w:hAnsi="Arial" w:eastAsia="Arial" w:cs="Arial"/>
-                <w:sz w:val="22"/>
-                <w:szCs w:val="22"/>
+                <w:sz w:val="20"/>
+                <w:szCs w:val="20"/>
               </w:rPr>
             </w:pPr>
             <w:r>
               <w:rPr>
                 <w:rFonts w:eastAsia="Arial" w:cs="Arial"/>
-                <w:sz w:val="22"/>
-                <w:szCs w:val="22"/>
+                <w:sz w:val="20"/>
+                <w:szCs w:val="20"/>
               </w:rPr>
               <w:t>Item No. in Invoice</w:t>
             </w:r>
@@ -918,16 +864,15 @@
               <w:pStyle w:val="normal1"/>
               <w:jc w:val="both"/>
               <w:rPr>
-                <w:rFonts w:ascii="Arial" w:hAnsi="Arial" w:eastAsia="Arial" w:cs="Arial"/>
-                <w:sz w:val="22"/>
-                <w:szCs w:val="22"/>
+                <w:sz w:val="20"/>
+                <w:szCs w:val="20"/>
               </w:rPr>
             </w:pPr>
             <w:r>
               <w:rPr>
                 <w:rFonts w:eastAsia="Arial" w:cs="Arial"/>
-                <w:sz w:val="22"/>
-                <w:szCs w:val="22"/>
+                <w:sz w:val="20"/>
+                <w:szCs w:val="20"/>
               </w:rPr>
               <w:t>Market Value</w:t>
             </w:r>
@@ -947,10 +892,16 @@
           <w:p>
             <w:pPr>
               <w:pStyle w:val="TableContents"/>
-              <w:rPr/>
+              <w:rPr>
+                <w:sz w:val="20"/>
+                <w:szCs w:val="20"/>
+              </w:rPr>
             </w:pPr>
             <w:r>
-              <w:rPr/>
+              <w:rPr>
+                <w:sz w:val="20"/>
+                <w:szCs w:val="20"/>
+              </w:rPr>
             </w:r>
           </w:p>
         </w:tc>
@@ -965,10 +916,16 @@
           <w:p>
             <w:pPr>
               <w:pStyle w:val="TableContents"/>
-              <w:rPr/>
+              <w:rPr>
+                <w:sz w:val="20"/>
+                <w:szCs w:val="20"/>
+              </w:rPr>
             </w:pPr>
             <w:r>
-              <w:rPr/>
+              <w:rPr>
+                <w:sz w:val="20"/>
+                <w:szCs w:val="20"/>
+              </w:rPr>
             </w:r>
           </w:p>
         </w:tc>
@@ -984,10 +941,16 @@
           <w:p>
             <w:pPr>
               <w:pStyle w:val="TableContents"/>
-              <w:rPr/>
+              <w:rPr>
+                <w:sz w:val="20"/>
+                <w:szCs w:val="20"/>
+              </w:rPr>
             </w:pPr>
             <w:r>
-              <w:rPr/>
+              <w:rPr>
+                <w:sz w:val="20"/>
+                <w:szCs w:val="20"/>
+              </w:rPr>
             </w:r>
           </w:p>
         </w:tc>
@@ -999,15 +962,15 @@
         <w:jc w:val="both"/>
         <w:rPr>
           <w:rFonts w:ascii="Arial" w:hAnsi="Arial" w:eastAsia="Arial" w:cs="Arial"/>
-          <w:sz w:val="22"/>
-          <w:szCs w:val="22"/>
-        </w:rPr>
-      </w:pPr>
-      <w:r>
-        <w:rPr>
-          <w:rFonts w:eastAsia="Arial" w:cs="Arial"/>
-          <w:sz w:val="22"/>
-          <w:szCs w:val="22"/>
+          <w:sz w:val="20"/>
+          <w:szCs w:val="20"/>
+        </w:rPr>
+      </w:pPr>
+      <w:r>
+        <w:rPr>
+          <w:rFonts w:eastAsia="Arial" w:cs="Arial"/>
+          <w:sz w:val="20"/>
+          <w:szCs w:val="20"/>
         </w:rPr>
       </w:r>
     </w:p>
@@ -1017,16 +980,34 @@
         <w:jc w:val="both"/>
         <w:rPr>
           <w:rFonts w:ascii="Arial" w:hAnsi="Arial" w:eastAsia="Arial" w:cs="Arial"/>
-          <w:sz w:val="22"/>
-          <w:szCs w:val="22"/>
-        </w:rPr>
-      </w:pPr>
-      <w:r>
-        <w:rPr>
-          <w:rFonts w:eastAsia="Arial" w:cs="Arial"/>
-          <w:sz w:val="22"/>
-          <w:szCs w:val="22"/>
-        </w:rPr>
+          <w:sz w:val="20"/>
+          <w:szCs w:val="20"/>
+        </w:rPr>
+      </w:pPr>
+      <w:r>
+        <w:rPr>
+          <w:rFonts w:eastAsia="Arial" w:cs="Arial"/>
+          <w:sz w:val="20"/>
+          <w:szCs w:val="20"/>
+        </w:rPr>
+      </w:r>
+    </w:p>
+    <w:p>
+      <w:pPr>
+        <w:pStyle w:val="normal1"/>
+        <w:jc w:val="both"/>
+        <w:rPr>
+          <w:sz w:val="20"/>
+          <w:szCs w:val="20"/>
+        </w:rPr>
+      </w:pPr>
+      <w:r>
+        <w:rPr>
+          <w:rFonts w:eastAsia="Arial" w:cs="Arial"/>
+          <w:sz w:val="20"/>
+          <w:szCs w:val="20"/>
+        </w:rPr>
+        <w:t>12. That the export value of the goods covered by this Shipping Bill is not less than the total value of all imported materials used in manufacture of such goods.</w:t>
       </w:r>
     </w:p>
     <w:p>
@@ -1035,17 +1016,34 @@
         <w:jc w:val="both"/>
         <w:rPr>
           <w:rFonts w:ascii="Arial" w:hAnsi="Arial" w:eastAsia="Arial" w:cs="Arial"/>
-          <w:sz w:val="22"/>
-          <w:szCs w:val="22"/>
-        </w:rPr>
-      </w:pPr>
-      <w:r>
-        <w:rPr>
-          <w:rFonts w:eastAsia="Arial" w:cs="Arial"/>
-          <w:sz w:val="22"/>
-          <w:szCs w:val="22"/>
-        </w:rPr>
-        <w:t>12. That the export value of the goods covered by this Shipping Bill is not less than the total value of all imported materials used in manufacture of such goods.</w:t>
+          <w:sz w:val="20"/>
+          <w:szCs w:val="20"/>
+        </w:rPr>
+      </w:pPr>
+      <w:r>
+        <w:rPr>
+          <w:rFonts w:eastAsia="Arial" w:cs="Arial"/>
+          <w:sz w:val="20"/>
+          <w:szCs w:val="20"/>
+        </w:rPr>
+      </w:r>
+    </w:p>
+    <w:p>
+      <w:pPr>
+        <w:pStyle w:val="normal1"/>
+        <w:jc w:val="both"/>
+        <w:rPr>
+          <w:sz w:val="20"/>
+          <w:szCs w:val="20"/>
+        </w:rPr>
+      </w:pPr>
+      <w:r>
+        <w:rPr>
+          <w:rFonts w:eastAsia="Arial" w:cs="Arial"/>
+          <w:sz w:val="20"/>
+          <w:szCs w:val="20"/>
+        </w:rPr>
+        <w:t>13. That the market price of the goods being exported is not less than the drawback amount being claimed.</w:t>
       </w:r>
     </w:p>
     <w:p>
@@ -1054,15 +1052,15 @@
         <w:jc w:val="both"/>
         <w:rPr>
           <w:rFonts w:ascii="Arial" w:hAnsi="Arial" w:eastAsia="Arial" w:cs="Arial"/>
-          <w:sz w:val="22"/>
-          <w:szCs w:val="22"/>
-        </w:rPr>
-      </w:pPr>
-      <w:r>
-        <w:rPr>
-          <w:rFonts w:eastAsia="Arial" w:cs="Arial"/>
-          <w:sz w:val="22"/>
-          <w:szCs w:val="22"/>
+          <w:sz w:val="20"/>
+          <w:szCs w:val="20"/>
+        </w:rPr>
+      </w:pPr>
+      <w:r>
+        <w:rPr>
+          <w:rFonts w:eastAsia="Arial" w:cs="Arial"/>
+          <w:sz w:val="20"/>
+          <w:szCs w:val="20"/>
         </w:rPr>
       </w:r>
     </w:p>
@@ -1072,17 +1070,34 @@
         <w:jc w:val="both"/>
         <w:rPr>
           <w:rFonts w:ascii="Arial" w:hAnsi="Arial" w:eastAsia="Arial" w:cs="Arial"/>
-          <w:sz w:val="22"/>
-          <w:szCs w:val="22"/>
-        </w:rPr>
-      </w:pPr>
-      <w:r>
-        <w:rPr>
-          <w:rFonts w:eastAsia="Arial" w:cs="Arial"/>
-          <w:sz w:val="22"/>
-          <w:szCs w:val="22"/>
-        </w:rPr>
-        <w:t>13. That the market price of the goods being exported is not less than the drawback amount being claimed.</w:t>
+          <w:sz w:val="20"/>
+          <w:szCs w:val="20"/>
+        </w:rPr>
+      </w:pPr>
+      <w:r>
+        <w:rPr>
+          <w:rFonts w:eastAsia="Arial" w:cs="Arial"/>
+          <w:sz w:val="20"/>
+          <w:szCs w:val="20"/>
+        </w:rPr>
+      </w:r>
+    </w:p>
+    <w:p>
+      <w:pPr>
+        <w:pStyle w:val="normal1"/>
+        <w:jc w:val="both"/>
+        <w:rPr>
+          <w:sz w:val="20"/>
+          <w:szCs w:val="20"/>
+        </w:rPr>
+      </w:pPr>
+      <w:r>
+        <w:rPr>
+          <w:rFonts w:eastAsia="Arial" w:cs="Arial"/>
+          <w:sz w:val="20"/>
+          <w:szCs w:val="20"/>
+        </w:rPr>
+        <w:t>14. That the drawback amount claimed is more that 1% of the FOB value of the export product, or the drawback amount claimed is less than 1% of the FOB value but more than Rs.500.00 against the Shipping Bill.</w:t>
       </w:r>
     </w:p>
     <w:p>
@@ -1091,16 +1106,34 @@
         <w:jc w:val="both"/>
         <w:rPr>
           <w:rFonts w:ascii="Arial" w:hAnsi="Arial" w:eastAsia="Arial" w:cs="Arial"/>
-          <w:sz w:val="22"/>
-          <w:szCs w:val="22"/>
-        </w:rPr>
-      </w:pPr>
-      <w:r>
-        <w:rPr>
-          <w:rFonts w:eastAsia="Arial" w:cs="Arial"/>
-          <w:sz w:val="22"/>
-          <w:szCs w:val="22"/>
-        </w:rPr>
+          <w:sz w:val="20"/>
+          <w:szCs w:val="20"/>
+        </w:rPr>
+      </w:pPr>
+      <w:r>
+        <w:rPr>
+          <w:rFonts w:eastAsia="Arial" w:cs="Arial"/>
+          <w:sz w:val="20"/>
+          <w:szCs w:val="20"/>
+        </w:rPr>
+      </w:r>
+    </w:p>
+    <w:p>
+      <w:pPr>
+        <w:pStyle w:val="normal1"/>
+        <w:jc w:val="both"/>
+        <w:rPr>
+          <w:sz w:val="20"/>
+          <w:szCs w:val="20"/>
+        </w:rPr>
+      </w:pPr>
+      <w:r>
+        <w:rPr>
+          <w:rFonts w:eastAsia="Arial" w:cs="Arial"/>
+          <w:sz w:val="20"/>
+          <w:szCs w:val="20"/>
+        </w:rPr>
+        <w:t>15. I/We undertake to repatriate export proceeds within 6 months from date of export and submit B.R.C.  to Asstt. Commissioner (Drawback).  In case, the export proceeds are not realized within 6 months / 12 months, from the date of export, as allowed under the Foreign Exchange Management Act,1999.  I/We will either furnish extension of time form R.B.I. and submit B.R.C. within such extended period or will pay back the drawback received against this Shipping Bill.</w:t>
       </w:r>
     </w:p>
     <w:p>
@@ -1109,107 +1142,32 @@
         <w:jc w:val="both"/>
         <w:rPr>
           <w:rFonts w:ascii="Arial" w:hAnsi="Arial" w:eastAsia="Arial" w:cs="Arial"/>
-          <w:sz w:val="22"/>
-          <w:szCs w:val="22"/>
-        </w:rPr>
-      </w:pPr>
-      <w:r>
-        <w:rPr>
-          <w:rFonts w:eastAsia="Arial" w:cs="Arial"/>
-          <w:sz w:val="22"/>
-          <w:szCs w:val="22"/>
-        </w:rPr>
-      </w:r>
-    </w:p>
-    <w:p>
-      <w:pPr>
-        <w:pStyle w:val="normal1"/>
-        <w:jc w:val="both"/>
-        <w:rPr>
-          <w:rFonts w:ascii="Arial" w:hAnsi="Arial" w:eastAsia="Arial" w:cs="Arial"/>
-          <w:sz w:val="22"/>
-          <w:szCs w:val="22"/>
-        </w:rPr>
-      </w:pPr>
-      <w:r>
-        <w:rPr>
-          <w:rFonts w:eastAsia="Arial" w:cs="Arial"/>
-          <w:sz w:val="22"/>
-          <w:szCs w:val="22"/>
-        </w:rPr>
-        <w:t>14. That the drawback amount claimed is more that 1% of the FOB value of the export product, or the drawback amount claimed is less than 1% of the FOB value but more than Rs.500.00 against the Shipping Bill.</w:t>
-      </w:r>
-    </w:p>
-    <w:p>
-      <w:pPr>
-        <w:pStyle w:val="normal1"/>
-        <w:jc w:val="both"/>
-        <w:rPr>
-          <w:rFonts w:ascii="Arial" w:hAnsi="Arial" w:eastAsia="Arial" w:cs="Arial"/>
-          <w:sz w:val="22"/>
-          <w:szCs w:val="22"/>
-        </w:rPr>
-      </w:pPr>
-      <w:r>
-        <w:rPr>
-          <w:rFonts w:eastAsia="Arial" w:cs="Arial"/>
-          <w:sz w:val="22"/>
-          <w:szCs w:val="22"/>
-        </w:rPr>
-      </w:r>
-    </w:p>
-    <w:p>
-      <w:pPr>
-        <w:pStyle w:val="normal1"/>
-        <w:jc w:val="both"/>
-        <w:rPr>
-          <w:rFonts w:ascii="Arial" w:hAnsi="Arial" w:eastAsia="Arial" w:cs="Arial"/>
-          <w:sz w:val="22"/>
-          <w:szCs w:val="22"/>
-        </w:rPr>
-      </w:pPr>
-      <w:r>
-        <w:rPr>
-          <w:rFonts w:eastAsia="Arial" w:cs="Arial"/>
-          <w:sz w:val="22"/>
-          <w:szCs w:val="22"/>
-        </w:rPr>
-        <w:t>15. I/We undertake to repatriate export proceeds within 6 months from date of export and submit B.R.C.  to Asstt. Commissioner (Drawback).  In case, the export proceeds are not realized within 6 months / 12 months, from the date of export, as allowed under the Foreign Exchange Management Act,1999.  I/We will either furnish extension of time form R.B.I. and submit B.R.C. within such extended period or will pay back the drawback received against this Shipping Bill.</w:t>
-      </w:r>
-    </w:p>
-    <w:p>
-      <w:pPr>
-        <w:pStyle w:val="normal1"/>
-        <w:jc w:val="both"/>
-        <w:rPr>
-          <w:rFonts w:ascii="Arial" w:hAnsi="Arial" w:eastAsia="Arial" w:cs="Arial"/>
-          <w:sz w:val="22"/>
-          <w:szCs w:val="22"/>
-        </w:rPr>
-      </w:pPr>
-      <w:r>
-        <w:rPr>
-          <w:rFonts w:eastAsia="Arial" w:cs="Arial"/>
-          <w:sz w:val="22"/>
-          <w:szCs w:val="22"/>
-        </w:rPr>
-      </w:r>
-    </w:p>
-    <w:p>
-      <w:pPr>
-        <w:pStyle w:val="normal1"/>
-        <w:jc w:val="both"/>
-        <w:rPr>
-          <w:rFonts w:ascii="Arial" w:hAnsi="Arial" w:eastAsia="Arial" w:cs="Arial"/>
-          <w:sz w:val="22"/>
-          <w:szCs w:val="22"/>
-        </w:rPr>
-      </w:pPr>
-      <w:r>
-        <w:rPr>
-          <w:rFonts w:eastAsia="Arial" w:cs="Arial"/>
-          <w:sz w:val="22"/>
-          <w:szCs w:val="22"/>
+          <w:sz w:val="20"/>
+          <w:szCs w:val="20"/>
+        </w:rPr>
+      </w:pPr>
+      <w:r>
+        <w:rPr>
+          <w:rFonts w:eastAsia="Arial" w:cs="Arial"/>
+          <w:sz w:val="20"/>
+          <w:szCs w:val="20"/>
+        </w:rPr>
+      </w:r>
+    </w:p>
+    <w:p>
+      <w:pPr>
+        <w:pStyle w:val="normal1"/>
+        <w:jc w:val="both"/>
+        <w:rPr>
+          <w:sz w:val="20"/>
+          <w:szCs w:val="20"/>
+        </w:rPr>
+      </w:pPr>
+      <w:r>
+        <w:rPr>
+          <w:rFonts w:eastAsia="Arial" w:cs="Arial"/>
+          <w:sz w:val="20"/>
+          <w:szCs w:val="20"/>
         </w:rPr>
         <w:t>(*Strike out whichever is inapplicable)</w:t>
       </w:r>
@@ -1219,16 +1177,15 @@
         <w:pStyle w:val="normal1"/>
         <w:jc w:val="both"/>
         <w:rPr>
-          <w:rFonts w:ascii="Arial" w:hAnsi="Arial" w:eastAsia="Arial" w:cs="Arial"/>
-          <w:sz w:val="22"/>
-          <w:szCs w:val="22"/>
-        </w:rPr>
-      </w:pPr>
-      <w:r>
-        <w:rPr>
-          <w:rFonts w:eastAsia="Arial" w:cs="Arial"/>
-          <w:sz w:val="22"/>
-          <w:szCs w:val="22"/>
+          <w:sz w:val="20"/>
+          <w:szCs w:val="20"/>
+        </w:rPr>
+      </w:pPr>
+      <w:r>
+        <w:rPr>
+          <w:rFonts w:eastAsia="Arial" w:cs="Arial"/>
+          <w:sz w:val="20"/>
+          <w:szCs w:val="20"/>
         </w:rPr>
         <w:t>Name of Exporter: Horizon Enterprise</w:t>
       </w:r>
@@ -1238,16 +1195,15 @@
         <w:pStyle w:val="normal1"/>
         <w:jc w:val="both"/>
         <w:rPr>
-          <w:rFonts w:ascii="Arial" w:hAnsi="Arial" w:eastAsia="Arial" w:cs="Arial"/>
-          <w:sz w:val="22"/>
-          <w:szCs w:val="22"/>
-        </w:rPr>
-      </w:pPr>
-      <w:r>
-        <w:rPr>
-          <w:rFonts w:eastAsia="Arial" w:cs="Arial"/>
-          <w:sz w:val="22"/>
-          <w:szCs w:val="22"/>
+          <w:sz w:val="20"/>
+          <w:szCs w:val="20"/>
+        </w:rPr>
+      </w:pPr>
+      <w:r>
+        <w:rPr>
+          <w:rFonts w:eastAsia="Arial" w:cs="Arial"/>
+          <w:sz w:val="20"/>
+          <w:szCs w:val="20"/>
         </w:rPr>
         <w:t>Address:  E 802, Safal Parisar 1, South Bopal, Ahmedabad 380058</w:t>
       </w:r>
@@ -1258,24 +1214,23 @@
         <w:ind w:firstLine="720"/>
         <w:jc w:val="both"/>
         <w:rPr>
-          <w:rFonts w:ascii="Arial" w:hAnsi="Arial" w:eastAsia="Arial" w:cs="Arial"/>
-          <w:sz w:val="22"/>
-          <w:szCs w:val="22"/>
-        </w:rPr>
-      </w:pPr>
-      <w:r>
-        <w:rPr>
-          <w:rFonts w:eastAsia="Arial" w:cs="Arial"/>
-          <w:sz w:val="22"/>
-          <w:szCs w:val="22"/>
+          <w:sz w:val="20"/>
+          <w:szCs w:val="20"/>
+        </w:rPr>
+      </w:pPr>
+      <w:r>
+        <w:rPr>
+          <w:rFonts w:eastAsia="Arial" w:cs="Arial"/>
+          <w:sz w:val="20"/>
+          <w:szCs w:val="20"/>
         </w:rPr>
         <w:t xml:space="preserve">                      </w:t>
       </w:r>
       <w:r>
         <w:rPr>
           <w:rFonts w:eastAsia="Arial" w:cs="Arial"/>
-          <w:sz w:val="22"/>
-          <w:szCs w:val="22"/>
+          <w:sz w:val="20"/>
+          <w:szCs w:val="20"/>
         </w:rPr>
         <w:tab/>
         <w:tab/>
@@ -1297,23 +1252,8 @@
         <w:ind w:hanging="0" w:left="0" w:right="0"/>
         <w:jc w:val="both"/>
         <w:rPr>
-          <w:rFonts w:ascii="Arial" w:hAnsi="Arial" w:eastAsia="Arial" w:cs="Arial"/>
-          <w:b/>
-          <w:bCs/>
-          <w:i w:val="false"/>
-          <w:i w:val="false"/>
-          <w:iCs w:val="false"/>
-          <w:caps w:val="false"/>
-          <w:smallCaps w:val="false"/>
-          <w:strike w:val="false"/>
-          <w:dstrike w:val="false"/>
-          <w:position w:val="0"/>
-          <w:sz w:val="22"/>
-          <w:sz w:val="22"/>
-          <w:szCs w:val="22"/>
-          <w:u w:val="none"/>
-          <w:shd w:fill="auto" w:val="clear"/>
-          <w:vertAlign w:val="baseline"/>
+          <w:sz w:val="20"/>
+          <w:szCs w:val="20"/>
         </w:rPr>
       </w:pPr>
       <w:r>
@@ -1328,56 +1268,14 @@
           <w:strike w:val="false"/>
           <w:dstrike w:val="false"/>
           <w:position w:val="0"/>
-          <w:sz w:val="22"/>
-          <w:sz w:val="22"/>
-          <w:szCs w:val="22"/>
+          <w:sz w:val="20"/>
+          <w:sz w:val="20"/>
+          <w:szCs w:val="20"/>
           <w:u w:val="none"/>
           <w:shd w:fill="auto" w:val="clear"/>
           <w:vertAlign w:val="baseline"/>
         </w:rPr>
-        <w:t>F</w:t>
-      </w:r>
-      <w:r>
-        <w:rPr>
-          <w:rFonts w:eastAsia="Arial" w:cs="Arial"/>
-          <w:b/>
-          <w:bCs/>
-          <w:i w:val="false"/>
-          <w:iCs w:val="false"/>
-          <w:caps w:val="false"/>
-          <w:smallCaps w:val="false"/>
-          <w:strike w:val="false"/>
-          <w:dstrike w:val="false"/>
-          <w:position w:val="0"/>
-          <w:sz w:val="22"/>
-          <w:sz w:val="22"/>
-          <w:szCs w:val="22"/>
-          <w:u w:val="none"/>
-          <w:shd w:fill="auto" w:val="clear"/>
-          <w:vertAlign w:val="baseline"/>
-        </w:rPr>
-        <w:t xml:space="preserve">OR </w:t>
-      </w:r>
-      <w:r>
-        <w:rPr>
-          <w:rFonts w:eastAsia="Arial" w:cs="Arial"/>
-          <w:b/>
-          <w:bCs/>
-          <w:i w:val="false"/>
-          <w:iCs w:val="false"/>
-          <w:caps w:val="false"/>
-          <w:smallCaps w:val="false"/>
-          <w:strike w:val="false"/>
-          <w:dstrike w:val="false"/>
-          <w:position w:val="0"/>
-          <w:sz w:val="22"/>
-          <w:sz w:val="22"/>
-          <w:szCs w:val="22"/>
-          <w:u w:val="none"/>
-          <w:shd w:fill="auto" w:val="clear"/>
-          <w:vertAlign w:val="baseline"/>
-        </w:rPr>
-        <w:t>Horizon Enterprise</w:t>
+        <w:t>FOR Horizon Enterprise</w:t>
       </w:r>
     </w:p>
     <w:p>
@@ -1392,29 +1290,17 @@
         <w:ind w:hanging="0" w:left="0" w:right="0"/>
         <w:jc w:val="both"/>
         <w:rPr>
-          <w:rFonts w:ascii="Arial" w:hAnsi="Arial" w:eastAsia="Arial" w:cs="Arial"/>
-          <w:b w:val="false"/>
-          <w:bCs w:val="false"/>
-          <w:i w:val="false"/>
-          <w:i w:val="false"/>
-          <w:iCs w:val="false"/>
-          <w:caps w:val="false"/>
-          <w:smallCaps w:val="false"/>
-          <w:strike w:val="false"/>
-          <w:dstrike w:val="false"/>
-          <w:position w:val="0"/>
-          <w:sz w:val="22"/>
-          <w:sz w:val="22"/>
-          <w:szCs w:val="22"/>
-          <w:u w:val="none"/>
-          <w:shd w:fill="auto" w:val="clear"/>
-          <w:vertAlign w:val="baseline"/>
+          <w:sz w:val="20"/>
+          <w:szCs w:val="20"/>
         </w:rPr>
       </w:pPr>
       <w:bookmarkStart w:id="0" w:name="docs-internal-guid-e4b37490-7fff-d53f-cb"/>
       <w:bookmarkEnd w:id="0"/>
       <w:r>
-        <w:rPr/>
+        <w:rPr>
+          <w:sz w:val="20"/>
+          <w:szCs w:val="20"/>
+        </w:rPr>
         <w:drawing>
           <wp:inline distT="0" distB="0" distL="0" distR="0">
             <wp:extent cx="2047875" cy="952500"/>
@@ -1463,23 +1349,8 @@
         <w:ind w:hanging="0" w:left="0" w:right="0"/>
         <w:jc w:val="both"/>
         <w:rPr>
-          <w:rFonts w:ascii="Arial" w:hAnsi="Arial" w:eastAsia="Arial" w:cs="Arial"/>
-          <w:b/>
-          <w:bCs/>
-          <w:i w:val="false"/>
-          <w:i w:val="false"/>
-          <w:iCs w:val="false"/>
-          <w:caps w:val="false"/>
-          <w:smallCaps w:val="false"/>
-          <w:strike w:val="false"/>
-          <w:dstrike w:val="false"/>
-          <w:position w:val="0"/>
-          <w:sz w:val="24"/>
-          <w:sz w:val="24"/>
-          <w:szCs w:val="24"/>
-          <w:u w:val="none"/>
-          <w:shd w:fill="auto" w:val="clear"/>
-          <w:vertAlign w:val="baseline"/>
+          <w:sz w:val="20"/>
+          <w:szCs w:val="20"/>
         </w:rPr>
       </w:pPr>
       <w:r>
@@ -1494,9 +1365,9 @@
           <w:strike w:val="false"/>
           <w:dstrike w:val="false"/>
           <w:position w:val="0"/>
-          <w:sz w:val="22"/>
-          <w:sz w:val="22"/>
-          <w:szCs w:val="22"/>
+          <w:sz w:val="20"/>
+          <w:sz w:val="20"/>
+          <w:szCs w:val="20"/>
           <w:u w:val="none"/>
           <w:shd w:fill="auto" w:val="clear"/>
           <w:vertAlign w:val="baseline"/>
